--- a/tillsyn/A 21917-2026 tillsynsbegäran.docx
+++ b/tillsyn/A 21917-2026 tillsynsbegäran.docx
@@ -274,7 +274,7 @@
     <w:r>
       <w:tab/>
       <w:tab/>
-      <w:t>2026-06-15</w:t>
+      <w:t>2026-06-16</w:t>
       <w:br/>
       <w:br/>
     </w:r>

--- a/tillsyn/A 21917-2026 tillsynsbegäran.docx
+++ b/tillsyn/A 21917-2026 tillsynsbegäran.docx
@@ -274,7 +274,7 @@
     <w:r>
       <w:tab/>
       <w:tab/>
-      <w:t>2026-06-16</w:t>
+      <w:t>2026-06-17</w:t>
       <w:br/>
       <w:br/>
     </w:r>

--- a/tillsyn/A 21917-2026 tillsynsbegäran.docx
+++ b/tillsyn/A 21917-2026 tillsynsbegäran.docx
@@ -1,6 +1,6 @@
 
 <file path=word/document.xml><?xml version="1.0" encoding="utf-8"?>
-<w:document xmlns:wpc="http://schemas.microsoft.com/office/word/2010/wordprocessingCanvas" xmlns:cx="http://schemas.microsoft.com/office/drawing/2014/chartex" xmlns:cx1="http://schemas.microsoft.com/office/drawing/2015/9/8/chartex" xmlns:cx2="http://schemas.microsoft.com/office/drawing/2015/10/21/chartex" xmlns:cx3="http://schemas.microsoft.com/office/drawing/2016/5/9/chartex" xmlns:cx4="http://schemas.microsoft.com/office/drawing/2016/5/10/chartex" xmlns:cx5="http://schemas.microsoft.com/office/drawing/2016/5/11/chartex" xmlns:cx6="http://schemas.microsoft.com/office/drawing/2016/5/12/chartex" xmlns:cx7="http://schemas.microsoft.com/office/drawing/2016/5/13/chartex" xmlns:cx8="http://schemas.microsoft.com/office/drawing/2016/5/14/chartex" xmlns:mc="http://schemas.openxmlformats.org/markup-compatibility/2006" xmlns:aink="http://schemas.microsoft.com/office/drawing/2016/ink" xmlns:am3d="http://schemas.microsoft.com/office/drawing/2017/model3d" xmlns:o="urn:schemas-microsoft-com:office:office" xmlns:oel="http://schemas.microsoft.com/office/2019/extlst" xmlns:r="http://schemas.openxmlformats.org/officeDocument/2006/relationships" xmlns:m="http://schemas.openxmlformats.org/officeDocument/2006/math" xmlns:v="urn:schemas-microsoft-com:vml" xmlns:wp14="http://schemas.microsoft.com/office/word/2010/wordprocessingDrawing" xmlns:wp="http://schemas.openxmlformats.org/drawingml/2006/wordprocessingDrawing" xmlns:w10="urn:schemas-microsoft-com:office:word" xmlns:w="http://schemas.openxmlformats.org/wordprocessingml/2006/main" xmlns:w14="http://schemas.microsoft.com/office/word/2010/wordml" xmlns:w15="http://schemas.microsoft.com/office/word/2012/wordml" xmlns:w16cex="http://schemas.microsoft.com/office/word/2018/wordml/cex" xmlns:w16cid="http://schemas.microsoft.com/office/word/2016/wordml/cid" xmlns:w16="http://schemas.microsoft.com/office/word/2018/wordml" xmlns:w16sdtdh="http://schemas.microsoft.com/office/word/2020/wordml/sdtdatahash" xmlns:w16se="http://schemas.microsoft.com/office/word/2015/wordml/symex" xmlns:wpg="http://schemas.microsoft.com/office/word/2010/wordprocessingGroup" xmlns:wpi="http://schemas.microsoft.com/office/word/2010/wordprocessingInk" xmlns:wne="http://schemas.microsoft.com/office/word/2006/wordml" xmlns:wps="http://schemas.microsoft.com/office/word/2010/wordprocessingShape" mc:Ignorable="w14 w15 w16se w16cid w16 w16cex w16sdtdh wp14">
+<w:document xmlns:wpc="http://schemas.microsoft.com/office/word/2010/wordprocessingCanvas" xmlns:cx="http://schemas.microsoft.com/office/drawing/2014/chartex" xmlns:cx1="http://schemas.microsoft.com/office/drawing/2015/9/8/chartex" xmlns:cx2="http://schemas.microsoft.com/office/drawing/2015/10/21/chartex" xmlns:cx3="http://schemas.microsoft.com/office/drawing/2016/5/9/chartex" xmlns:cx4="http://schemas.microsoft.com/office/drawing/2016/5/10/chartex" xmlns:cx5="http://schemas.microsoft.com/office/drawing/2016/5/11/chartex" xmlns:cx6="http://schemas.microsoft.com/office/drawing/2016/5/12/chartex" xmlns:cx7="http://schemas.microsoft.com/office/drawing/2016/5/13/chartex" xmlns:cx8="http://schemas.microsoft.com/office/drawing/2016/5/14/chartex" xmlns:mc="http://schemas.openxmlformats.org/markup-compatibility/2006" xmlns:aink="http://schemas.microsoft.com/office/drawing/2016/ink" xmlns:am3d="http://schemas.microsoft.com/office/drawing/2017/model3d" xmlns:o="urn:schemas-microsoft-com:office:office" xmlns:oel="http://schemas.microsoft.com/office/2019/extlst" xmlns:r="http://schemas.openxmlformats.org/officeDocument/2006/relationships" xmlns:m="http://schemas.openxmlformats.org/officeDocument/2006/math" xmlns:v="urn:schemas-microsoft-com:vml" xmlns:wp14="http://schemas.microsoft.com/office/word/2010/wordprocessingDrawing" xmlns:wp="http://schemas.openxmlformats.org/drawingml/2006/wordprocessingDrawing" xmlns:w10="urn:schemas-microsoft-com:office:word" xmlns:w="http://schemas.openxmlformats.org/wordprocessingml/2006/main" xmlns:w14="http://schemas.microsoft.com/office/word/2010/wordml" xmlns:w15="http://schemas.microsoft.com/office/word/2012/wordml" xmlns:w16cex="http://schemas.microsoft.com/office/word/2018/wordml/cex" xmlns:w16cid="http://schemas.microsoft.com/office/word/2016/wordml/cid" xmlns:w16="http://schemas.microsoft.com/office/word/2018/wordml" xmlns:w16du="http://schemas.microsoft.com/office/word/2023/wordml/word16du" xmlns:w16sdtdh="http://schemas.microsoft.com/office/word/2020/wordml/sdtdatahash" xmlns:w16sdtfl="http://schemas.microsoft.com/office/word/2024/wordml/sdtformatlock" xmlns:w16se="http://schemas.microsoft.com/office/word/2015/wordml/symex" xmlns:wpg="http://schemas.microsoft.com/office/word/2010/wordprocessingGroup" xmlns:wpi="http://schemas.microsoft.com/office/word/2010/wordprocessingInk" xmlns:wne="http://schemas.microsoft.com/office/word/2006/wordml" xmlns:wps="http://schemas.microsoft.com/office/word/2010/wordprocessingShape" mc:Ignorable="w14 w15 w16se w16cid w16 w16cex w16sdtdh w16sdtfl w16du wp14">
   <w:body>
     <w:p>
       <w:pPr>
@@ -12,35 +12,10 @@
     </w:p>
     <w:p>
       <w:r>
-        <w:t>Detta dokument behandlar höga naturvärden i avverkningsanmälan A 21917-2026 i Bergs kommun. Denna avverkningsanmälan inkom 2026-05-08 15:16:28 och omfattar 6,4 ha.</w:t>
+        <w:t>Detta dokument behandlar höga naturvärden i avverkningsanmälan A 21917-2026 i Bergs kommun som inkom 2026-05-08 och omfattar 6,4 ha.</w:t>
       </w:r>
-    </w:p>
-    <w:p>
       <w:r>
-        <w:t>Vi begär härmed att Skogsstyrelsen fattar beslut enligt miljöbalken som säkerställer att skogens höga naturvärden bevaras samt säkerställer att EU-lagstiftning efterlevs och att artskyddsbrott förhindras. Vi önskar även ta del av de ställningstaganden och beslut som myndigheterna meddelar till följd av aktuell avverkningsanmälan och föreningens inlaga (se 34 § förvaltningslagen).</w:t>
-      </w:r>
-    </w:p>
-    <w:p>
-      <w:r>
-        <w:t>Nedan beskrivs fynd av naturvårdsarter som gjorts i det avverkningsanmälda området.</w:t>
-      </w:r>
-    </w:p>
-    <w:p>
-      <w:pPr>
-        <w:pStyle w:val="Heading1"/>
-      </w:pPr>
-      <w:r>
-        <w:t>Naturvårdsarter</w:t>
-      </w:r>
-    </w:p>
-    <w:p>
-      <w:r>
-        <w:t>I avverkningsanmälan har följande 1 naturvårdsarter hittats: stuplav (S). Arter som är signalarter enligt Skogsstyrelsen har markerats med (S).</w:t>
-      </w:r>
-    </w:p>
-    <w:p>
-      <w:r>
-        <w:t>De påträffade naturvårdsarterna är ett tydligt kvitto på att detta rör sig om en skog med höga naturvärden. I Figur 1 visas en karta över det avverkningsanmälda området, där samtliga fyndplatser för naturvårdsarter som finns registrerade på Artportalen har markerats.</w:t>
+        <w:t xml:space="preserve"> I Figur 1 visas fyndplatser för naturvårdsarter i området, som finns registrerade på Artportalen.</w:t>
       </w:r>
     </w:p>
     <w:p>
@@ -50,7 +25,7 @@
       <w:r>
         <w:drawing>
           <wp:inline xmlns:a="http://schemas.openxmlformats.org/drawingml/2006/main" xmlns:pic="http://schemas.openxmlformats.org/drawingml/2006/picture">
-            <wp:extent cx="5486400" cy="5344482"/>
+            <wp:extent cx="5486400" cy="5248331"/>
             <wp:docPr id="1" name="Picture 1"/>
             <wp:cNvGraphicFramePr>
               <a:graphicFrameLocks noChangeAspect="1"/>
@@ -71,7 +46,7 @@
                   <pic:spPr>
                     <a:xfrm>
                       <a:off x="0" y="0"/>
-                      <a:ext cx="5486400" cy="5344482"/>
+                      <a:ext cx="5486400" cy="5248331"/>
                     </a:xfrm>
                     <a:prstGeom prst="rect"/>
                   </pic:spPr>
@@ -85,9 +60,43 @@
     <w:p>
       <w:pPr>
         <w:pStyle w:val="Caption"/>
+        <w:spacing w:after="240"/>
       </w:pPr>
       <w:r>
-        <w:t>Figur 1. Fyndplatser för naturvårdsarter i det avverkningsanmälda området (röd linje). Markörer utan svart kant är placerade på fyndplatsen. Markörer med svart kant är placerade vid sidan av fyndplatsen och har ett svart streck som visar fyndplatsens exakta position. Kartans mittpunktskoordinat är N 6941517, E 453029 i SWEREF 99 TM.</w:t>
+        <w:t>Figur 1. Fyndplatser för naturvårdsarter i och inom 1 meter från avverkningsanmälan (röd linje). Inom parentes anges rödlistekategorier, S för signalarter, Tför typiska arter och fridlysningsparagrafer i artskyddsförordningen.Markörer utan svart kant är placerade på fyndplatsen. Markörer med svart kant är placerade vid sidan av fyndplatsen och har ett svart streck som visar fyndplatsens exakta position. Kartans mittpunktskoordinat är N 6941517, E 453029 i SWEREF 99 TM.</w:t>
+      </w:r>
+    </w:p>
+    <w:p>
+      <w:r>
+        <w:t>Vi begär härmed att Skogsstyrelsen fattar beslut enligt miljöbalken som säkerställer att skogens höga naturvärden bevaras samt att EU-lagstiftning efterlevs och att artskyddsbrott förhindras.</w:t>
+      </w:r>
+    </w:p>
+    <w:p>
+      <w:r>
+        <w:t>Vi önskar även ta del av de ställningstaganden och beslut som myndigheten meddelar till följd av aktuell avverkningsanmälan och föreningens inlaga (se 34 § förvaltningslagen).</w:t>
+      </w:r>
+    </w:p>
+    <w:p>
+      <w:r>
+        <w:t>Nedan beskrivs fynd av naturvårdsarter som gjorts i det avverkningsanmälda området.</w:t>
+      </w:r>
+    </w:p>
+    <w:p>
+      <w:pPr>
+        <w:pStyle w:val="Heading1"/>
+      </w:pPr>
+      <w:r>
+        <w:t>Naturvårdsarter</w:t>
+      </w:r>
+    </w:p>
+    <w:p>
+      <w:r>
+        <w:t>I och inom 1 meter från avverkningsanmälan har följande 2 naturvårdsarter hittats: ullticka (NT, T) och stuplav (S, T). Av dessa är 1 rödlistade. För rödlistade arter har rödlistekategorin angivits inom parentes. Arter som är signalarter enligt Skogsstyrelsen har markerats med (S). Typiska arter inom Natura 2000 som är kopplade till skogsekosystem har markerats med (T).</w:t>
+      </w:r>
+    </w:p>
+    <w:p>
+      <w:r>
+        <w:t>De påträffade naturvårdsarterna är ett tydligt kvitto på att det rör sig om en skog med höga naturvärden.</w:t>
       </w:r>
     </w:p>
     <w:p>
@@ -146,6 +155,62 @@
         <w:t xml:space="preserve"> (SLU Artdatabanken, 2026; Nitare &amp; Skogsstyrelsen, 2019).</w:t>
       </w:r>
     </w:p>
+    <w:p>
+      <w:r>
+        <w:rPr>
+          <w:b/>
+        </w:rPr>
+        <w:t>Ullticka (NT)</w:t>
+      </w:r>
+      <w:r>
+        <w:t xml:space="preserve"> är knuten till restbestånd av barrnaturskog och förekommer med ett tydligt optimum i orörda eller måttligt påverkade gamla granskogar där det föreligger viss kontinuitet av grov död ved. Ullticka är en bra signalart inom hela sitt utbredningsområde och i södra Sverige är den sällsynt och en god signalart för skyddsvärda granskogsmiljöer. Den hotas av avverkning och fragmentering av naturskog och äldre granskog med lång trädkontinuitet. På ullticka kan ibland ulltickeporing (VU) påträffas - det är en sällsynt ticka som nyligen delats upp i de tre olika arterna ulltickeporing </w:t>
+      </w:r>
+      <w:r>
+        <w:rPr>
+          <w:i/>
+        </w:rPr>
+        <w:t xml:space="preserve">Skeletocutis brevispora </w:t>
+      </w:r>
+      <w:r>
+        <w:t>(VU)</w:t>
+      </w:r>
+      <w:r>
+        <w:rPr>
+          <w:i/>
+        </w:rPr>
+        <w:t>, Skeletocutis delicata</w:t>
+      </w:r>
+      <w:r>
+        <w:t xml:space="preserve"> (VU)</w:t>
+      </w:r>
+      <w:r>
+        <w:rPr>
+          <w:i/>
+        </w:rPr>
+        <w:t xml:space="preserve"> och Skeletocutis exilis</w:t>
+      </w:r>
+      <w:r>
+        <w:t xml:space="preserve"> (NT). Ullticka är typisk art för </w:t>
+      </w:r>
+      <w:r>
+        <w:rPr>
+          <w:i/>
+        </w:rPr>
+        <w:t xml:space="preserve">9010 Taiga, 9050 Näringsrik granskog </w:t>
+      </w:r>
+      <w:r>
+        <w:t xml:space="preserve">och </w:t>
+      </w:r>
+      <w:r>
+        <w:rPr>
+          <w:i/>
+        </w:rPr>
+        <w:t>9030 Landhöjningsskog</w:t>
+      </w:r>
+      <w:r>
+        <w:t xml:space="preserve"> (SLU Artdatabanken, 2026; Nitare &amp; Skogsstyrelsen, 2019; Miettinen &amp; Niemelä, 2018).</w:t>
+      </w:r>
+    </w:p>
     <w:sectPr>
       <w:headerReference w:type="even" r:id="rId8"/>
       <w:headerReference w:type="default" r:id="rId9"/>
@@ -164,7 +229,7 @@
 </file>
 
 <file path=word/endnotes.xml><?xml version="1.0" encoding="utf-8"?>
-<w:endnotes xmlns:wpc="http://schemas.microsoft.com/office/word/2010/wordprocessingCanvas" xmlns:cx="http://schemas.microsoft.com/office/drawing/2014/chartex" xmlns:cx1="http://schemas.microsoft.com/office/drawing/2015/9/8/chartex" xmlns:cx2="http://schemas.microsoft.com/office/drawing/2015/10/21/chartex" xmlns:cx3="http://schemas.microsoft.com/office/drawing/2016/5/9/chartex" xmlns:cx4="http://schemas.microsoft.com/office/drawing/2016/5/10/chartex" xmlns:cx5="http://schemas.microsoft.com/office/drawing/2016/5/11/chartex" xmlns:cx6="http://schemas.microsoft.com/office/drawing/2016/5/12/chartex" xmlns:cx7="http://schemas.microsoft.com/office/drawing/2016/5/13/chartex" xmlns:cx8="http://schemas.microsoft.com/office/drawing/2016/5/14/chartex" xmlns:mc="http://schemas.openxmlformats.org/markup-compatibility/2006" xmlns:aink="http://schemas.microsoft.com/office/drawing/2016/ink" xmlns:am3d="http://schemas.microsoft.com/office/drawing/2017/model3d" xmlns:o="urn:schemas-microsoft-com:office:office" xmlns:oel="http://schemas.microsoft.com/office/2019/extlst" xmlns:r="http://schemas.openxmlformats.org/officeDocument/2006/relationships" xmlns:m="http://schemas.openxmlformats.org/officeDocument/2006/math" xmlns:v="urn:schemas-microsoft-com:vml" xmlns:wp14="http://schemas.microsoft.com/office/word/2010/wordprocessingDrawing" xmlns:wp="http://schemas.openxmlformats.org/drawingml/2006/wordprocessingDrawing" xmlns:w10="urn:schemas-microsoft-com:office:word" xmlns:w="http://schemas.openxmlformats.org/wordprocessingml/2006/main" xmlns:w14="http://schemas.microsoft.com/office/word/2010/wordml" xmlns:w15="http://schemas.microsoft.com/office/word/2012/wordml" xmlns:w16cex="http://schemas.microsoft.com/office/word/2018/wordml/cex" xmlns:w16cid="http://schemas.microsoft.com/office/word/2016/wordml/cid" xmlns:w16="http://schemas.microsoft.com/office/word/2018/wordml" xmlns:w16sdtdh="http://schemas.microsoft.com/office/word/2020/wordml/sdtdatahash" xmlns:w16se="http://schemas.microsoft.com/office/word/2015/wordml/symex" xmlns:wpg="http://schemas.microsoft.com/office/word/2010/wordprocessingGroup" xmlns:wpi="http://schemas.microsoft.com/office/word/2010/wordprocessingInk" xmlns:wne="http://schemas.microsoft.com/office/word/2006/wordml" xmlns:wps="http://schemas.microsoft.com/office/word/2010/wordprocessingShape" mc:Ignorable="w14 w15 w16se w16cid w16 w16cex w16sdtdh wp14">
+<w:endnotes xmlns:wpc="http://schemas.microsoft.com/office/word/2010/wordprocessingCanvas" xmlns:cx="http://schemas.microsoft.com/office/drawing/2014/chartex" xmlns:cx1="http://schemas.microsoft.com/office/drawing/2015/9/8/chartex" xmlns:cx2="http://schemas.microsoft.com/office/drawing/2015/10/21/chartex" xmlns:cx3="http://schemas.microsoft.com/office/drawing/2016/5/9/chartex" xmlns:cx4="http://schemas.microsoft.com/office/drawing/2016/5/10/chartex" xmlns:cx5="http://schemas.microsoft.com/office/drawing/2016/5/11/chartex" xmlns:cx6="http://schemas.microsoft.com/office/drawing/2016/5/12/chartex" xmlns:cx7="http://schemas.microsoft.com/office/drawing/2016/5/13/chartex" xmlns:cx8="http://schemas.microsoft.com/office/drawing/2016/5/14/chartex" xmlns:mc="http://schemas.openxmlformats.org/markup-compatibility/2006" xmlns:aink="http://schemas.microsoft.com/office/drawing/2016/ink" xmlns:am3d="http://schemas.microsoft.com/office/drawing/2017/model3d" xmlns:o="urn:schemas-microsoft-com:office:office" xmlns:oel="http://schemas.microsoft.com/office/2019/extlst" xmlns:r="http://schemas.openxmlformats.org/officeDocument/2006/relationships" xmlns:m="http://schemas.openxmlformats.org/officeDocument/2006/math" xmlns:v="urn:schemas-microsoft-com:vml" xmlns:wp14="http://schemas.microsoft.com/office/word/2010/wordprocessingDrawing" xmlns:wp="http://schemas.openxmlformats.org/drawingml/2006/wordprocessingDrawing" xmlns:w10="urn:schemas-microsoft-com:office:word" xmlns:w="http://schemas.openxmlformats.org/wordprocessingml/2006/main" xmlns:w14="http://schemas.microsoft.com/office/word/2010/wordml" xmlns:w15="http://schemas.microsoft.com/office/word/2012/wordml" xmlns:w16cex="http://schemas.microsoft.com/office/word/2018/wordml/cex" xmlns:w16cid="http://schemas.microsoft.com/office/word/2016/wordml/cid" xmlns:w16="http://schemas.microsoft.com/office/word/2018/wordml" xmlns:w16du="http://schemas.microsoft.com/office/word/2023/wordml/word16du" xmlns:w16sdtdh="http://schemas.microsoft.com/office/word/2020/wordml/sdtdatahash" xmlns:w16sdtfl="http://schemas.microsoft.com/office/word/2024/wordml/sdtformatlock" xmlns:w16se="http://schemas.microsoft.com/office/word/2015/wordml/symex" xmlns:wpg="http://schemas.microsoft.com/office/word/2010/wordprocessingGroup" xmlns:wpi="http://schemas.microsoft.com/office/word/2010/wordprocessingInk" xmlns:wne="http://schemas.microsoft.com/office/word/2006/wordml" xmlns:wps="http://schemas.microsoft.com/office/word/2010/wordprocessingShape" mc:Ignorable="w14 w15 w16se w16cid w16 w16cex w16sdtdh w16sdtfl w16du wp14">
   <w:endnote w:type="separator" w:id="-1">
     <w:p>
       <w:pPr>
@@ -189,7 +254,7 @@
 </file>
 
 <file path=word/footer1.xml><?xml version="1.0" encoding="utf-8"?>
-<w:ftr xmlns:wpc="http://schemas.microsoft.com/office/word/2010/wordprocessingCanvas" xmlns:cx="http://schemas.microsoft.com/office/drawing/2014/chartex" xmlns:cx1="http://schemas.microsoft.com/office/drawing/2015/9/8/chartex" xmlns:cx2="http://schemas.microsoft.com/office/drawing/2015/10/21/chartex" xmlns:cx3="http://schemas.microsoft.com/office/drawing/2016/5/9/chartex" xmlns:cx4="http://schemas.microsoft.com/office/drawing/2016/5/10/chartex" xmlns:cx5="http://schemas.microsoft.com/office/drawing/2016/5/11/chartex" xmlns:cx6="http://schemas.microsoft.com/office/drawing/2016/5/12/chartex" xmlns:cx7="http://schemas.microsoft.com/office/drawing/2016/5/13/chartex" xmlns:cx8="http://schemas.microsoft.com/office/drawing/2016/5/14/chartex" xmlns:mc="http://schemas.openxmlformats.org/markup-compatibility/2006" xmlns:aink="http://schemas.microsoft.com/office/drawing/2016/ink" xmlns:am3d="http://schemas.microsoft.com/office/drawing/2017/model3d" xmlns:o="urn:schemas-microsoft-com:office:office" xmlns:oel="http://schemas.microsoft.com/office/2019/extlst" xmlns:r="http://schemas.openxmlformats.org/officeDocument/2006/relationships" xmlns:m="http://schemas.openxmlformats.org/officeDocument/2006/math" xmlns:v="urn:schemas-microsoft-com:vml" xmlns:wp14="http://schemas.microsoft.com/office/word/2010/wordprocessingDrawing" xmlns:wp="http://schemas.openxmlformats.org/drawingml/2006/wordprocessingDrawing" xmlns:w10="urn:schemas-microsoft-com:office:word" xmlns:w="http://schemas.openxmlformats.org/wordprocessingml/2006/main" xmlns:w14="http://schemas.microsoft.com/office/word/2010/wordml" xmlns:w15="http://schemas.microsoft.com/office/word/2012/wordml" xmlns:w16cex="http://schemas.microsoft.com/office/word/2018/wordml/cex" xmlns:w16cid="http://schemas.microsoft.com/office/word/2016/wordml/cid" xmlns:w16="http://schemas.microsoft.com/office/word/2018/wordml" xmlns:w16sdtdh="http://schemas.microsoft.com/office/word/2020/wordml/sdtdatahash" xmlns:w16se="http://schemas.microsoft.com/office/word/2015/wordml/symex" xmlns:wpg="http://schemas.microsoft.com/office/word/2010/wordprocessingGroup" xmlns:wpi="http://schemas.microsoft.com/office/word/2010/wordprocessingInk" xmlns:wne="http://schemas.microsoft.com/office/word/2006/wordml" xmlns:wps="http://schemas.microsoft.com/office/word/2010/wordprocessingShape" mc:Ignorable="w14 w15 w16se w16cid w16 w16cex w16sdtdh wp14">
+<w:ftr xmlns:wpc="http://schemas.microsoft.com/office/word/2010/wordprocessingCanvas" xmlns:cx="http://schemas.microsoft.com/office/drawing/2014/chartex" xmlns:cx1="http://schemas.microsoft.com/office/drawing/2015/9/8/chartex" xmlns:cx2="http://schemas.microsoft.com/office/drawing/2015/10/21/chartex" xmlns:cx3="http://schemas.microsoft.com/office/drawing/2016/5/9/chartex" xmlns:cx4="http://schemas.microsoft.com/office/drawing/2016/5/10/chartex" xmlns:cx5="http://schemas.microsoft.com/office/drawing/2016/5/11/chartex" xmlns:cx6="http://schemas.microsoft.com/office/drawing/2016/5/12/chartex" xmlns:cx7="http://schemas.microsoft.com/office/drawing/2016/5/13/chartex" xmlns:cx8="http://schemas.microsoft.com/office/drawing/2016/5/14/chartex" xmlns:mc="http://schemas.openxmlformats.org/markup-compatibility/2006" xmlns:aink="http://schemas.microsoft.com/office/drawing/2016/ink" xmlns:am3d="http://schemas.microsoft.com/office/drawing/2017/model3d" xmlns:o="urn:schemas-microsoft-com:office:office" xmlns:oel="http://schemas.microsoft.com/office/2019/extlst" xmlns:r="http://schemas.openxmlformats.org/officeDocument/2006/relationships" xmlns:m="http://schemas.openxmlformats.org/officeDocument/2006/math" xmlns:v="urn:schemas-microsoft-com:vml" xmlns:wp14="http://schemas.microsoft.com/office/word/2010/wordprocessingDrawing" xmlns:wp="http://schemas.openxmlformats.org/drawingml/2006/wordprocessingDrawing" xmlns:w10="urn:schemas-microsoft-com:office:word" xmlns:w="http://schemas.openxmlformats.org/wordprocessingml/2006/main" xmlns:w14="http://schemas.microsoft.com/office/word/2010/wordml" xmlns:w15="http://schemas.microsoft.com/office/word/2012/wordml" xmlns:w16cex="http://schemas.microsoft.com/office/word/2018/wordml/cex" xmlns:w16cid="http://schemas.microsoft.com/office/word/2016/wordml/cid" xmlns:w16="http://schemas.microsoft.com/office/word/2018/wordml" xmlns:w16du="http://schemas.microsoft.com/office/word/2023/wordml/word16du" xmlns:w16sdtdh="http://schemas.microsoft.com/office/word/2020/wordml/sdtdatahash" xmlns:w16sdtfl="http://schemas.microsoft.com/office/word/2024/wordml/sdtformatlock" xmlns:w16se="http://schemas.microsoft.com/office/word/2015/wordml/symex" xmlns:wpg="http://schemas.microsoft.com/office/word/2010/wordprocessingGroup" xmlns:wpi="http://schemas.microsoft.com/office/word/2010/wordprocessingInk" xmlns:wne="http://schemas.microsoft.com/office/word/2006/wordml" xmlns:wps="http://schemas.microsoft.com/office/word/2010/wordprocessingShape" mc:Ignorable="w14 w15 w16se w16cid w16 w16cex w16sdtdh w16sdtfl w16du wp14">
   <w:p>
     <w:pPr>
       <w:pStyle w:val="Footer"/>
@@ -199,7 +264,7 @@
 </file>
 
 <file path=word/footer2.xml><?xml version="1.0" encoding="utf-8"?>
-<w:ftr xmlns:wpc="http://schemas.microsoft.com/office/word/2010/wordprocessingCanvas" xmlns:cx="http://schemas.microsoft.com/office/drawing/2014/chartex" xmlns:cx1="http://schemas.microsoft.com/office/drawing/2015/9/8/chartex" xmlns:cx2="http://schemas.microsoft.com/office/drawing/2015/10/21/chartex" xmlns:cx3="http://schemas.microsoft.com/office/drawing/2016/5/9/chartex" xmlns:cx4="http://schemas.microsoft.com/office/drawing/2016/5/10/chartex" xmlns:cx5="http://schemas.microsoft.com/office/drawing/2016/5/11/chartex" xmlns:cx6="http://schemas.microsoft.com/office/drawing/2016/5/12/chartex" xmlns:cx7="http://schemas.microsoft.com/office/drawing/2016/5/13/chartex" xmlns:cx8="http://schemas.microsoft.com/office/drawing/2016/5/14/chartex" xmlns:mc="http://schemas.openxmlformats.org/markup-compatibility/2006" xmlns:aink="http://schemas.microsoft.com/office/drawing/2016/ink" xmlns:am3d="http://schemas.microsoft.com/office/drawing/2017/model3d" xmlns:o="urn:schemas-microsoft-com:office:office" xmlns:oel="http://schemas.microsoft.com/office/2019/extlst" xmlns:r="http://schemas.openxmlformats.org/officeDocument/2006/relationships" xmlns:m="http://schemas.openxmlformats.org/officeDocument/2006/math" xmlns:v="urn:schemas-microsoft-com:vml" xmlns:wp14="http://schemas.microsoft.com/office/word/2010/wordprocessingDrawing" xmlns:wp="http://schemas.openxmlformats.org/drawingml/2006/wordprocessingDrawing" xmlns:w10="urn:schemas-microsoft-com:office:word" xmlns:w="http://schemas.openxmlformats.org/wordprocessingml/2006/main" xmlns:w14="http://schemas.microsoft.com/office/word/2010/wordml" xmlns:w15="http://schemas.microsoft.com/office/word/2012/wordml" xmlns:w16cex="http://schemas.microsoft.com/office/word/2018/wordml/cex" xmlns:w16cid="http://schemas.microsoft.com/office/word/2016/wordml/cid" xmlns:w16="http://schemas.microsoft.com/office/word/2018/wordml" xmlns:w16sdtdh="http://schemas.microsoft.com/office/word/2020/wordml/sdtdatahash" xmlns:w16se="http://schemas.microsoft.com/office/word/2015/wordml/symex" xmlns:wpg="http://schemas.microsoft.com/office/word/2010/wordprocessingGroup" xmlns:wpi="http://schemas.microsoft.com/office/word/2010/wordprocessingInk" xmlns:wne="http://schemas.microsoft.com/office/word/2006/wordml" xmlns:wps="http://schemas.microsoft.com/office/word/2010/wordprocessingShape" mc:Ignorable="w14 w15 w16se w16cid w16 w16cex w16sdtdh wp14">
+<w:ftr xmlns:wpc="http://schemas.microsoft.com/office/word/2010/wordprocessingCanvas" xmlns:cx="http://schemas.microsoft.com/office/drawing/2014/chartex" xmlns:cx1="http://schemas.microsoft.com/office/drawing/2015/9/8/chartex" xmlns:cx2="http://schemas.microsoft.com/office/drawing/2015/10/21/chartex" xmlns:cx3="http://schemas.microsoft.com/office/drawing/2016/5/9/chartex" xmlns:cx4="http://schemas.microsoft.com/office/drawing/2016/5/10/chartex" xmlns:cx5="http://schemas.microsoft.com/office/drawing/2016/5/11/chartex" xmlns:cx6="http://schemas.microsoft.com/office/drawing/2016/5/12/chartex" xmlns:cx7="http://schemas.microsoft.com/office/drawing/2016/5/13/chartex" xmlns:cx8="http://schemas.microsoft.com/office/drawing/2016/5/14/chartex" xmlns:mc="http://schemas.openxmlformats.org/markup-compatibility/2006" xmlns:aink="http://schemas.microsoft.com/office/drawing/2016/ink" xmlns:am3d="http://schemas.microsoft.com/office/drawing/2017/model3d" xmlns:o="urn:schemas-microsoft-com:office:office" xmlns:oel="http://schemas.microsoft.com/office/2019/extlst" xmlns:r="http://schemas.openxmlformats.org/officeDocument/2006/relationships" xmlns:m="http://schemas.openxmlformats.org/officeDocument/2006/math" xmlns:v="urn:schemas-microsoft-com:vml" xmlns:wp14="http://schemas.microsoft.com/office/word/2010/wordprocessingDrawing" xmlns:wp="http://schemas.openxmlformats.org/drawingml/2006/wordprocessingDrawing" xmlns:w10="urn:schemas-microsoft-com:office:word" xmlns:w="http://schemas.openxmlformats.org/wordprocessingml/2006/main" xmlns:w14="http://schemas.microsoft.com/office/word/2010/wordml" xmlns:w15="http://schemas.microsoft.com/office/word/2012/wordml" xmlns:w16cex="http://schemas.microsoft.com/office/word/2018/wordml/cex" xmlns:w16cid="http://schemas.microsoft.com/office/word/2016/wordml/cid" xmlns:w16="http://schemas.microsoft.com/office/word/2018/wordml" xmlns:w16du="http://schemas.microsoft.com/office/word/2023/wordml/word16du" xmlns:w16sdtdh="http://schemas.microsoft.com/office/word/2020/wordml/sdtdatahash" xmlns:w16sdtfl="http://schemas.microsoft.com/office/word/2024/wordml/sdtformatlock" xmlns:w16se="http://schemas.microsoft.com/office/word/2015/wordml/symex" xmlns:wpg="http://schemas.microsoft.com/office/word/2010/wordprocessingGroup" xmlns:wpi="http://schemas.microsoft.com/office/word/2010/wordprocessingInk" xmlns:wne="http://schemas.microsoft.com/office/word/2006/wordml" xmlns:wps="http://schemas.microsoft.com/office/word/2010/wordprocessingShape" mc:Ignorable="w14 w15 w16se w16cid w16 w16cex w16sdtdh w16sdtfl w16du wp14">
   <w:p>
     <w:pPr>
       <w:pStyle w:val="Footer"/>
@@ -209,7 +274,7 @@
 </file>
 
 <file path=word/footer3.xml><?xml version="1.0" encoding="utf-8"?>
-<w:ftr xmlns:wpc="http://schemas.microsoft.com/office/word/2010/wordprocessingCanvas" xmlns:cx="http://schemas.microsoft.com/office/drawing/2014/chartex" xmlns:cx1="http://schemas.microsoft.com/office/drawing/2015/9/8/chartex" xmlns:cx2="http://schemas.microsoft.com/office/drawing/2015/10/21/chartex" xmlns:cx3="http://schemas.microsoft.com/office/drawing/2016/5/9/chartex" xmlns:cx4="http://schemas.microsoft.com/office/drawing/2016/5/10/chartex" xmlns:cx5="http://schemas.microsoft.com/office/drawing/2016/5/11/chartex" xmlns:cx6="http://schemas.microsoft.com/office/drawing/2016/5/12/chartex" xmlns:cx7="http://schemas.microsoft.com/office/drawing/2016/5/13/chartex" xmlns:cx8="http://schemas.microsoft.com/office/drawing/2016/5/14/chartex" xmlns:mc="http://schemas.openxmlformats.org/markup-compatibility/2006" xmlns:aink="http://schemas.microsoft.com/office/drawing/2016/ink" xmlns:am3d="http://schemas.microsoft.com/office/drawing/2017/model3d" xmlns:o="urn:schemas-microsoft-com:office:office" xmlns:oel="http://schemas.microsoft.com/office/2019/extlst" xmlns:r="http://schemas.openxmlformats.org/officeDocument/2006/relationships" xmlns:m="http://schemas.openxmlformats.org/officeDocument/2006/math" xmlns:v="urn:schemas-microsoft-com:vml" xmlns:wp14="http://schemas.microsoft.com/office/word/2010/wordprocessingDrawing" xmlns:wp="http://schemas.openxmlformats.org/drawingml/2006/wordprocessingDrawing" xmlns:w10="urn:schemas-microsoft-com:office:word" xmlns:w="http://schemas.openxmlformats.org/wordprocessingml/2006/main" xmlns:w14="http://schemas.microsoft.com/office/word/2010/wordml" xmlns:w15="http://schemas.microsoft.com/office/word/2012/wordml" xmlns:w16cex="http://schemas.microsoft.com/office/word/2018/wordml/cex" xmlns:w16cid="http://schemas.microsoft.com/office/word/2016/wordml/cid" xmlns:w16="http://schemas.microsoft.com/office/word/2018/wordml" xmlns:w16sdtdh="http://schemas.microsoft.com/office/word/2020/wordml/sdtdatahash" xmlns:w16se="http://schemas.microsoft.com/office/word/2015/wordml/symex" xmlns:wpg="http://schemas.microsoft.com/office/word/2010/wordprocessingGroup" xmlns:wpi="http://schemas.microsoft.com/office/word/2010/wordprocessingInk" xmlns:wne="http://schemas.microsoft.com/office/word/2006/wordml" xmlns:wps="http://schemas.microsoft.com/office/word/2010/wordprocessingShape" mc:Ignorable="w14 w15 w16se w16cid w16 w16cex w16sdtdh wp14">
+<w:ftr xmlns:wpc="http://schemas.microsoft.com/office/word/2010/wordprocessingCanvas" xmlns:cx="http://schemas.microsoft.com/office/drawing/2014/chartex" xmlns:cx1="http://schemas.microsoft.com/office/drawing/2015/9/8/chartex" xmlns:cx2="http://schemas.microsoft.com/office/drawing/2015/10/21/chartex" xmlns:cx3="http://schemas.microsoft.com/office/drawing/2016/5/9/chartex" xmlns:cx4="http://schemas.microsoft.com/office/drawing/2016/5/10/chartex" xmlns:cx5="http://schemas.microsoft.com/office/drawing/2016/5/11/chartex" xmlns:cx6="http://schemas.microsoft.com/office/drawing/2016/5/12/chartex" xmlns:cx7="http://schemas.microsoft.com/office/drawing/2016/5/13/chartex" xmlns:cx8="http://schemas.microsoft.com/office/drawing/2016/5/14/chartex" xmlns:mc="http://schemas.openxmlformats.org/markup-compatibility/2006" xmlns:aink="http://schemas.microsoft.com/office/drawing/2016/ink" xmlns:am3d="http://schemas.microsoft.com/office/drawing/2017/model3d" xmlns:o="urn:schemas-microsoft-com:office:office" xmlns:oel="http://schemas.microsoft.com/office/2019/extlst" xmlns:r="http://schemas.openxmlformats.org/officeDocument/2006/relationships" xmlns:m="http://schemas.openxmlformats.org/officeDocument/2006/math" xmlns:v="urn:schemas-microsoft-com:vml" xmlns:wp14="http://schemas.microsoft.com/office/word/2010/wordprocessingDrawing" xmlns:wp="http://schemas.openxmlformats.org/drawingml/2006/wordprocessingDrawing" xmlns:w10="urn:schemas-microsoft-com:office:word" xmlns:w="http://schemas.openxmlformats.org/wordprocessingml/2006/main" xmlns:w14="http://schemas.microsoft.com/office/word/2010/wordml" xmlns:w15="http://schemas.microsoft.com/office/word/2012/wordml" xmlns:w16cex="http://schemas.microsoft.com/office/word/2018/wordml/cex" xmlns:w16cid="http://schemas.microsoft.com/office/word/2016/wordml/cid" xmlns:w16="http://schemas.microsoft.com/office/word/2018/wordml" xmlns:w16du="http://schemas.microsoft.com/office/word/2023/wordml/word16du" xmlns:w16sdtdh="http://schemas.microsoft.com/office/word/2020/wordml/sdtdatahash" xmlns:w16sdtfl="http://schemas.microsoft.com/office/word/2024/wordml/sdtformatlock" xmlns:w16se="http://schemas.microsoft.com/office/word/2015/wordml/symex" xmlns:wpg="http://schemas.microsoft.com/office/word/2010/wordprocessingGroup" xmlns:wpi="http://schemas.microsoft.com/office/word/2010/wordprocessingInk" xmlns:wne="http://schemas.microsoft.com/office/word/2006/wordml" xmlns:wps="http://schemas.microsoft.com/office/word/2010/wordprocessingShape" mc:Ignorable="w14 w15 w16se w16cid w16 w16cex w16sdtdh w16sdtfl w16du wp14">
   <w:p>
     <w:pPr>
       <w:pStyle w:val="Footer"/>
@@ -219,7 +284,7 @@
 </file>
 
 <file path=word/footnotes.xml><?xml version="1.0" encoding="utf-8"?>
-<w:footnotes xmlns:wpc="http://schemas.microsoft.com/office/word/2010/wordprocessingCanvas" xmlns:cx="http://schemas.microsoft.com/office/drawing/2014/chartex" xmlns:cx1="http://schemas.microsoft.com/office/drawing/2015/9/8/chartex" xmlns:cx2="http://schemas.microsoft.com/office/drawing/2015/10/21/chartex" xmlns:cx3="http://schemas.microsoft.com/office/drawing/2016/5/9/chartex" xmlns:cx4="http://schemas.microsoft.com/office/drawing/2016/5/10/chartex" xmlns:cx5="http://schemas.microsoft.com/office/drawing/2016/5/11/chartex" xmlns:cx6="http://schemas.microsoft.com/office/drawing/2016/5/12/chartex" xmlns:cx7="http://schemas.microsoft.com/office/drawing/2016/5/13/chartex" xmlns:cx8="http://schemas.microsoft.com/office/drawing/2016/5/14/chartex" xmlns:mc="http://schemas.openxmlformats.org/markup-compatibility/2006" xmlns:aink="http://schemas.microsoft.com/office/drawing/2016/ink" xmlns:am3d="http://schemas.microsoft.com/office/drawing/2017/model3d" xmlns:o="urn:schemas-microsoft-com:office:office" xmlns:oel="http://schemas.microsoft.com/office/2019/extlst" xmlns:r="http://schemas.openxmlformats.org/officeDocument/2006/relationships" xmlns:m="http://schemas.openxmlformats.org/officeDocument/2006/math" xmlns:v="urn:schemas-microsoft-com:vml" xmlns:wp14="http://schemas.microsoft.com/office/word/2010/wordprocessingDrawing" xmlns:wp="http://schemas.openxmlformats.org/drawingml/2006/wordprocessingDrawing" xmlns:w10="urn:schemas-microsoft-com:office:word" xmlns:w="http://schemas.openxmlformats.org/wordprocessingml/2006/main" xmlns:w14="http://schemas.microsoft.com/office/word/2010/wordml" xmlns:w15="http://schemas.microsoft.com/office/word/2012/wordml" xmlns:w16cex="http://schemas.microsoft.com/office/word/2018/wordml/cex" xmlns:w16cid="http://schemas.microsoft.com/office/word/2016/wordml/cid" xmlns:w16="http://schemas.microsoft.com/office/word/2018/wordml" xmlns:w16sdtdh="http://schemas.microsoft.com/office/word/2020/wordml/sdtdatahash" xmlns:w16se="http://schemas.microsoft.com/office/word/2015/wordml/symex" xmlns:wpg="http://schemas.microsoft.com/office/word/2010/wordprocessingGroup" xmlns:wpi="http://schemas.microsoft.com/office/word/2010/wordprocessingInk" xmlns:wne="http://schemas.microsoft.com/office/word/2006/wordml" xmlns:wps="http://schemas.microsoft.com/office/word/2010/wordprocessingShape" mc:Ignorable="w14 w15 w16se w16cid w16 w16cex w16sdtdh wp14">
+<w:footnotes xmlns:wpc="http://schemas.microsoft.com/office/word/2010/wordprocessingCanvas" xmlns:cx="http://schemas.microsoft.com/office/drawing/2014/chartex" xmlns:cx1="http://schemas.microsoft.com/office/drawing/2015/9/8/chartex" xmlns:cx2="http://schemas.microsoft.com/office/drawing/2015/10/21/chartex" xmlns:cx3="http://schemas.microsoft.com/office/drawing/2016/5/9/chartex" xmlns:cx4="http://schemas.microsoft.com/office/drawing/2016/5/10/chartex" xmlns:cx5="http://schemas.microsoft.com/office/drawing/2016/5/11/chartex" xmlns:cx6="http://schemas.microsoft.com/office/drawing/2016/5/12/chartex" xmlns:cx7="http://schemas.microsoft.com/office/drawing/2016/5/13/chartex" xmlns:cx8="http://schemas.microsoft.com/office/drawing/2016/5/14/chartex" xmlns:mc="http://schemas.openxmlformats.org/markup-compatibility/2006" xmlns:aink="http://schemas.microsoft.com/office/drawing/2016/ink" xmlns:am3d="http://schemas.microsoft.com/office/drawing/2017/model3d" xmlns:o="urn:schemas-microsoft-com:office:office" xmlns:oel="http://schemas.microsoft.com/office/2019/extlst" xmlns:r="http://schemas.openxmlformats.org/officeDocument/2006/relationships" xmlns:m="http://schemas.openxmlformats.org/officeDocument/2006/math" xmlns:v="urn:schemas-microsoft-com:vml" xmlns:wp14="http://schemas.microsoft.com/office/word/2010/wordprocessingDrawing" xmlns:wp="http://schemas.openxmlformats.org/drawingml/2006/wordprocessingDrawing" xmlns:w10="urn:schemas-microsoft-com:office:word" xmlns:w="http://schemas.openxmlformats.org/wordprocessingml/2006/main" xmlns:w14="http://schemas.microsoft.com/office/word/2010/wordml" xmlns:w15="http://schemas.microsoft.com/office/word/2012/wordml" xmlns:w16cex="http://schemas.microsoft.com/office/word/2018/wordml/cex" xmlns:w16cid="http://schemas.microsoft.com/office/word/2016/wordml/cid" xmlns:w16="http://schemas.microsoft.com/office/word/2018/wordml" xmlns:w16du="http://schemas.microsoft.com/office/word/2023/wordml/word16du" xmlns:w16sdtdh="http://schemas.microsoft.com/office/word/2020/wordml/sdtdatahash" xmlns:w16sdtfl="http://schemas.microsoft.com/office/word/2024/wordml/sdtformatlock" xmlns:w16se="http://schemas.microsoft.com/office/word/2015/wordml/symex" xmlns:wpg="http://schemas.microsoft.com/office/word/2010/wordprocessingGroup" xmlns:wpi="http://schemas.microsoft.com/office/word/2010/wordprocessingInk" xmlns:wne="http://schemas.microsoft.com/office/word/2006/wordml" xmlns:wps="http://schemas.microsoft.com/office/word/2010/wordprocessingShape" mc:Ignorable="w14 w15 w16se w16cid w16 w16cex w16sdtdh w16sdtfl w16du wp14">
   <w:footnote w:type="separator" w:id="-1">
     <w:p>
       <w:pPr>
@@ -244,7 +309,7 @@
 </file>
 
 <file path=word/header1.xml><?xml version="1.0" encoding="utf-8"?>
-<w:hdr xmlns:wpc="http://schemas.microsoft.com/office/word/2010/wordprocessingCanvas" xmlns:cx="http://schemas.microsoft.com/office/drawing/2014/chartex" xmlns:cx1="http://schemas.microsoft.com/office/drawing/2015/9/8/chartex" xmlns:cx2="http://schemas.microsoft.com/office/drawing/2015/10/21/chartex" xmlns:cx3="http://schemas.microsoft.com/office/drawing/2016/5/9/chartex" xmlns:cx4="http://schemas.microsoft.com/office/drawing/2016/5/10/chartex" xmlns:cx5="http://schemas.microsoft.com/office/drawing/2016/5/11/chartex" xmlns:cx6="http://schemas.microsoft.com/office/drawing/2016/5/12/chartex" xmlns:cx7="http://schemas.microsoft.com/office/drawing/2016/5/13/chartex" xmlns:cx8="http://schemas.microsoft.com/office/drawing/2016/5/14/chartex" xmlns:mc="http://schemas.openxmlformats.org/markup-compatibility/2006" xmlns:aink="http://schemas.microsoft.com/office/drawing/2016/ink" xmlns:am3d="http://schemas.microsoft.com/office/drawing/2017/model3d" xmlns:o="urn:schemas-microsoft-com:office:office" xmlns:oel="http://schemas.microsoft.com/office/2019/extlst" xmlns:r="http://schemas.openxmlformats.org/officeDocument/2006/relationships" xmlns:m="http://schemas.openxmlformats.org/officeDocument/2006/math" xmlns:v="urn:schemas-microsoft-com:vml" xmlns:wp14="http://schemas.microsoft.com/office/word/2010/wordprocessingDrawing" xmlns:wp="http://schemas.openxmlformats.org/drawingml/2006/wordprocessingDrawing" xmlns:w10="urn:schemas-microsoft-com:office:word" xmlns:w="http://schemas.openxmlformats.org/wordprocessingml/2006/main" xmlns:w14="http://schemas.microsoft.com/office/word/2010/wordml" xmlns:w15="http://schemas.microsoft.com/office/word/2012/wordml" xmlns:w16cex="http://schemas.microsoft.com/office/word/2018/wordml/cex" xmlns:w16cid="http://schemas.microsoft.com/office/word/2016/wordml/cid" xmlns:w16="http://schemas.microsoft.com/office/word/2018/wordml" xmlns:w16sdtdh="http://schemas.microsoft.com/office/word/2020/wordml/sdtdatahash" xmlns:w16se="http://schemas.microsoft.com/office/word/2015/wordml/symex" xmlns:wpg="http://schemas.microsoft.com/office/word/2010/wordprocessingGroup" xmlns:wpi="http://schemas.microsoft.com/office/word/2010/wordprocessingInk" xmlns:wne="http://schemas.microsoft.com/office/word/2006/wordml" xmlns:wps="http://schemas.microsoft.com/office/word/2010/wordprocessingShape" mc:Ignorable="w14 w15 w16se w16cid w16 w16cex w16sdtdh wp14">
+<w:hdr xmlns:wpc="http://schemas.microsoft.com/office/word/2010/wordprocessingCanvas" xmlns:cx="http://schemas.microsoft.com/office/drawing/2014/chartex" xmlns:cx1="http://schemas.microsoft.com/office/drawing/2015/9/8/chartex" xmlns:cx2="http://schemas.microsoft.com/office/drawing/2015/10/21/chartex" xmlns:cx3="http://schemas.microsoft.com/office/drawing/2016/5/9/chartex" xmlns:cx4="http://schemas.microsoft.com/office/drawing/2016/5/10/chartex" xmlns:cx5="http://schemas.microsoft.com/office/drawing/2016/5/11/chartex" xmlns:cx6="http://schemas.microsoft.com/office/drawing/2016/5/12/chartex" xmlns:cx7="http://schemas.microsoft.com/office/drawing/2016/5/13/chartex" xmlns:cx8="http://schemas.microsoft.com/office/drawing/2016/5/14/chartex" xmlns:mc="http://schemas.openxmlformats.org/markup-compatibility/2006" xmlns:aink="http://schemas.microsoft.com/office/drawing/2016/ink" xmlns:am3d="http://schemas.microsoft.com/office/drawing/2017/model3d" xmlns:o="urn:schemas-microsoft-com:office:office" xmlns:oel="http://schemas.microsoft.com/office/2019/extlst" xmlns:r="http://schemas.openxmlformats.org/officeDocument/2006/relationships" xmlns:m="http://schemas.openxmlformats.org/officeDocument/2006/math" xmlns:v="urn:schemas-microsoft-com:vml" xmlns:wp14="http://schemas.microsoft.com/office/word/2010/wordprocessingDrawing" xmlns:wp="http://schemas.openxmlformats.org/drawingml/2006/wordprocessingDrawing" xmlns:w10="urn:schemas-microsoft-com:office:word" xmlns:w="http://schemas.openxmlformats.org/wordprocessingml/2006/main" xmlns:w14="http://schemas.microsoft.com/office/word/2010/wordml" xmlns:w15="http://schemas.microsoft.com/office/word/2012/wordml" xmlns:w16cex="http://schemas.microsoft.com/office/word/2018/wordml/cex" xmlns:w16cid="http://schemas.microsoft.com/office/word/2016/wordml/cid" xmlns:w16="http://schemas.microsoft.com/office/word/2018/wordml" xmlns:w16du="http://schemas.microsoft.com/office/word/2023/wordml/word16du" xmlns:w16sdtdh="http://schemas.microsoft.com/office/word/2020/wordml/sdtdatahash" xmlns:w16sdtfl="http://schemas.microsoft.com/office/word/2024/wordml/sdtformatlock" xmlns:w16se="http://schemas.microsoft.com/office/word/2015/wordml/symex" xmlns:wpg="http://schemas.microsoft.com/office/word/2010/wordprocessingGroup" xmlns:wpi="http://schemas.microsoft.com/office/word/2010/wordprocessingInk" xmlns:wne="http://schemas.microsoft.com/office/word/2006/wordml" xmlns:wps="http://schemas.microsoft.com/office/word/2010/wordprocessingShape" mc:Ignorable="w14 w15 w16se w16cid w16 w16cex w16sdtdh w16sdtfl w16du wp14">
   <w:p>
     <w:pPr>
       <w:pStyle w:val="Header"/>
@@ -254,7 +319,7 @@
 </file>
 
 <file path=word/header2.xml><?xml version="1.0" encoding="utf-8"?>
-<w:hdr xmlns:wpc="http://schemas.microsoft.com/office/word/2010/wordprocessingCanvas" xmlns:cx="http://schemas.microsoft.com/office/drawing/2014/chartex" xmlns:cx1="http://schemas.microsoft.com/office/drawing/2015/9/8/chartex" xmlns:cx2="http://schemas.microsoft.com/office/drawing/2015/10/21/chartex" xmlns:cx3="http://schemas.microsoft.com/office/drawing/2016/5/9/chartex" xmlns:cx4="http://schemas.microsoft.com/office/drawing/2016/5/10/chartex" xmlns:cx5="http://schemas.microsoft.com/office/drawing/2016/5/11/chartex" xmlns:cx6="http://schemas.microsoft.com/office/drawing/2016/5/12/chartex" xmlns:cx7="http://schemas.microsoft.com/office/drawing/2016/5/13/chartex" xmlns:cx8="http://schemas.microsoft.com/office/drawing/2016/5/14/chartex" xmlns:mc="http://schemas.openxmlformats.org/markup-compatibility/2006" xmlns:aink="http://schemas.microsoft.com/office/drawing/2016/ink" xmlns:am3d="http://schemas.microsoft.com/office/drawing/2017/model3d" xmlns:o="urn:schemas-microsoft-com:office:office" xmlns:oel="http://schemas.microsoft.com/office/2019/extlst" xmlns:r="http://schemas.openxmlformats.org/officeDocument/2006/relationships" xmlns:m="http://schemas.openxmlformats.org/officeDocument/2006/math" xmlns:v="urn:schemas-microsoft-com:vml" xmlns:wp14="http://schemas.microsoft.com/office/word/2010/wordprocessingDrawing" xmlns:wp="http://schemas.openxmlformats.org/drawingml/2006/wordprocessingDrawing" xmlns:w10="urn:schemas-microsoft-com:office:word" xmlns:w="http://schemas.openxmlformats.org/wordprocessingml/2006/main" xmlns:w14="http://schemas.microsoft.com/office/word/2010/wordml" xmlns:w15="http://schemas.microsoft.com/office/word/2012/wordml" xmlns:w16cex="http://schemas.microsoft.com/office/word/2018/wordml/cex" xmlns:w16cid="http://schemas.microsoft.com/office/word/2016/wordml/cid" xmlns:w16="http://schemas.microsoft.com/office/word/2018/wordml" xmlns:w16sdtdh="http://schemas.microsoft.com/office/word/2020/wordml/sdtdatahash" xmlns:w16se="http://schemas.microsoft.com/office/word/2015/wordml/symex" xmlns:wpg="http://schemas.microsoft.com/office/word/2010/wordprocessingGroup" xmlns:wpi="http://schemas.microsoft.com/office/word/2010/wordprocessingInk" xmlns:wne="http://schemas.microsoft.com/office/word/2006/wordml" xmlns:wps="http://schemas.microsoft.com/office/word/2010/wordprocessingShape" mc:Ignorable="w14 w15 w16se w16cid w16 w16cex w16sdtdh wp14">
+<w:hdr xmlns:wpc="http://schemas.microsoft.com/office/word/2010/wordprocessingCanvas" xmlns:cx="http://schemas.microsoft.com/office/drawing/2014/chartex" xmlns:cx1="http://schemas.microsoft.com/office/drawing/2015/9/8/chartex" xmlns:cx2="http://schemas.microsoft.com/office/drawing/2015/10/21/chartex" xmlns:cx3="http://schemas.microsoft.com/office/drawing/2016/5/9/chartex" xmlns:cx4="http://schemas.microsoft.com/office/drawing/2016/5/10/chartex" xmlns:cx5="http://schemas.microsoft.com/office/drawing/2016/5/11/chartex" xmlns:cx6="http://schemas.microsoft.com/office/drawing/2016/5/12/chartex" xmlns:cx7="http://schemas.microsoft.com/office/drawing/2016/5/13/chartex" xmlns:cx8="http://schemas.microsoft.com/office/drawing/2016/5/14/chartex" xmlns:mc="http://schemas.openxmlformats.org/markup-compatibility/2006" xmlns:aink="http://schemas.microsoft.com/office/drawing/2016/ink" xmlns:am3d="http://schemas.microsoft.com/office/drawing/2017/model3d" xmlns:o="urn:schemas-microsoft-com:office:office" xmlns:oel="http://schemas.microsoft.com/office/2019/extlst" xmlns:r="http://schemas.openxmlformats.org/officeDocument/2006/relationships" xmlns:m="http://schemas.openxmlformats.org/officeDocument/2006/math" xmlns:v="urn:schemas-microsoft-com:vml" xmlns:wp14="http://schemas.microsoft.com/office/word/2010/wordprocessingDrawing" xmlns:wp="http://schemas.openxmlformats.org/drawingml/2006/wordprocessingDrawing" xmlns:w10="urn:schemas-microsoft-com:office:word" xmlns:w="http://schemas.openxmlformats.org/wordprocessingml/2006/main" xmlns:w14="http://schemas.microsoft.com/office/word/2010/wordml" xmlns:w15="http://schemas.microsoft.com/office/word/2012/wordml" xmlns:w16cex="http://schemas.microsoft.com/office/word/2018/wordml/cex" xmlns:w16cid="http://schemas.microsoft.com/office/word/2016/wordml/cid" xmlns:w16="http://schemas.microsoft.com/office/word/2018/wordml" xmlns:w16du="http://schemas.microsoft.com/office/word/2023/wordml/word16du" xmlns:w16sdtdh="http://schemas.microsoft.com/office/word/2020/wordml/sdtdatahash" xmlns:w16sdtfl="http://schemas.microsoft.com/office/word/2024/wordml/sdtformatlock" xmlns:w16se="http://schemas.microsoft.com/office/word/2015/wordml/symex" xmlns:wpg="http://schemas.microsoft.com/office/word/2010/wordprocessingGroup" xmlns:wpi="http://schemas.microsoft.com/office/word/2010/wordprocessingInk" xmlns:wne="http://schemas.microsoft.com/office/word/2006/wordml" xmlns:wps="http://schemas.microsoft.com/office/word/2010/wordprocessingShape" mc:Ignorable="w14 w15 w16se w16cid w16 w16cex w16sdtdh w16sdtfl w16du wp14">
   <w:p>
     <w:pPr>
       <w:pStyle w:val="Header"/>
@@ -265,7 +330,7 @@
 </file>
 
 <file path=word/header3.xml><?xml version="1.0" encoding="utf-8"?>
-<w:hdr xmlns:wpc="http://schemas.microsoft.com/office/word/2010/wordprocessingCanvas" xmlns:cx="http://schemas.microsoft.com/office/drawing/2014/chartex" xmlns:cx1="http://schemas.microsoft.com/office/drawing/2015/9/8/chartex" xmlns:cx2="http://schemas.microsoft.com/office/drawing/2015/10/21/chartex" xmlns:cx3="http://schemas.microsoft.com/office/drawing/2016/5/9/chartex" xmlns:cx4="http://schemas.microsoft.com/office/drawing/2016/5/10/chartex" xmlns:cx5="http://schemas.microsoft.com/office/drawing/2016/5/11/chartex" xmlns:cx6="http://schemas.microsoft.com/office/drawing/2016/5/12/chartex" xmlns:cx7="http://schemas.microsoft.com/office/drawing/2016/5/13/chartex" xmlns:cx8="http://schemas.microsoft.com/office/drawing/2016/5/14/chartex" xmlns:mc="http://schemas.openxmlformats.org/markup-compatibility/2006" xmlns:aink="http://schemas.microsoft.com/office/drawing/2016/ink" xmlns:am3d="http://schemas.microsoft.com/office/drawing/2017/model3d" xmlns:o="urn:schemas-microsoft-com:office:office" xmlns:oel="http://schemas.microsoft.com/office/2019/extlst" xmlns:r="http://schemas.openxmlformats.org/officeDocument/2006/relationships" xmlns:m="http://schemas.openxmlformats.org/officeDocument/2006/math" xmlns:v="urn:schemas-microsoft-com:vml" xmlns:wp14="http://schemas.microsoft.com/office/word/2010/wordprocessingDrawing" xmlns:wp="http://schemas.openxmlformats.org/drawingml/2006/wordprocessingDrawing" xmlns:w10="urn:schemas-microsoft-com:office:word" xmlns:w="http://schemas.openxmlformats.org/wordprocessingml/2006/main" xmlns:w14="http://schemas.microsoft.com/office/word/2010/wordml" xmlns:w15="http://schemas.microsoft.com/office/word/2012/wordml" xmlns:w16cex="http://schemas.microsoft.com/office/word/2018/wordml/cex" xmlns:w16cid="http://schemas.microsoft.com/office/word/2016/wordml/cid" xmlns:w16="http://schemas.microsoft.com/office/word/2018/wordml" xmlns:w16sdtdh="http://schemas.microsoft.com/office/word/2020/wordml/sdtdatahash" xmlns:w16se="http://schemas.microsoft.com/office/word/2015/wordml/symex" xmlns:wpg="http://schemas.microsoft.com/office/word/2010/wordprocessingGroup" xmlns:wpi="http://schemas.microsoft.com/office/word/2010/wordprocessingInk" xmlns:wne="http://schemas.microsoft.com/office/word/2006/wordml" xmlns:wps="http://schemas.microsoft.com/office/word/2010/wordprocessingShape" mc:Ignorable="w14 w15 w16se w16cid w16 w16cex w16sdtdh wp14">
+<w:hdr xmlns:wpc="http://schemas.microsoft.com/office/word/2010/wordprocessingCanvas" xmlns:cx="http://schemas.microsoft.com/office/drawing/2014/chartex" xmlns:cx1="http://schemas.microsoft.com/office/drawing/2015/9/8/chartex" xmlns:cx2="http://schemas.microsoft.com/office/drawing/2015/10/21/chartex" xmlns:cx3="http://schemas.microsoft.com/office/drawing/2016/5/9/chartex" xmlns:cx4="http://schemas.microsoft.com/office/drawing/2016/5/10/chartex" xmlns:cx5="http://schemas.microsoft.com/office/drawing/2016/5/11/chartex" xmlns:cx6="http://schemas.microsoft.com/office/drawing/2016/5/12/chartex" xmlns:cx7="http://schemas.microsoft.com/office/drawing/2016/5/13/chartex" xmlns:cx8="http://schemas.microsoft.com/office/drawing/2016/5/14/chartex" xmlns:mc="http://schemas.openxmlformats.org/markup-compatibility/2006" xmlns:aink="http://schemas.microsoft.com/office/drawing/2016/ink" xmlns:am3d="http://schemas.microsoft.com/office/drawing/2017/model3d" xmlns:o="urn:schemas-microsoft-com:office:office" xmlns:oel="http://schemas.microsoft.com/office/2019/extlst" xmlns:r="http://schemas.openxmlformats.org/officeDocument/2006/relationships" xmlns:m="http://schemas.openxmlformats.org/officeDocument/2006/math" xmlns:v="urn:schemas-microsoft-com:vml" xmlns:wp14="http://schemas.microsoft.com/office/word/2010/wordprocessingDrawing" xmlns:wp="http://schemas.openxmlformats.org/drawingml/2006/wordprocessingDrawing" xmlns:w10="urn:schemas-microsoft-com:office:word" xmlns:w="http://schemas.openxmlformats.org/wordprocessingml/2006/main" xmlns:w14="http://schemas.microsoft.com/office/word/2010/wordml" xmlns:w15="http://schemas.microsoft.com/office/word/2012/wordml" xmlns:w16cex="http://schemas.microsoft.com/office/word/2018/wordml/cex" xmlns:w16cid="http://schemas.microsoft.com/office/word/2016/wordml/cid" xmlns:w16="http://schemas.microsoft.com/office/word/2018/wordml" xmlns:w16du="http://schemas.microsoft.com/office/word/2023/wordml/word16du" xmlns:w16sdtdh="http://schemas.microsoft.com/office/word/2020/wordml/sdtdatahash" xmlns:w16sdtfl="http://schemas.microsoft.com/office/word/2024/wordml/sdtformatlock" xmlns:w16se="http://schemas.microsoft.com/office/word/2015/wordml/symex" xmlns:wpg="http://schemas.microsoft.com/office/word/2010/wordprocessingGroup" xmlns:wpi="http://schemas.microsoft.com/office/word/2010/wordprocessingInk" xmlns:wne="http://schemas.microsoft.com/office/word/2006/wordml" xmlns:wps="http://schemas.microsoft.com/office/word/2010/wordprocessingShape" mc:Ignorable="w14 w15 w16se w16cid w16 w16cex w16sdtdh w16sdtfl w16du wp14">
   <w:p>
     <w:pPr>
       <w:pStyle w:val="Header"/>
@@ -274,7 +339,7 @@
     <w:r>
       <w:tab/>
       <w:tab/>
-      <w:t>2026-06-17</w:t>
+      <w:t>2026-06-18</w:t>
       <w:br/>
       <w:br/>
     </w:r>
@@ -287,7 +352,7 @@
 </file>
 
 <file path=word/numbering.xml><?xml version="1.0" encoding="utf-8"?>
-<w:numbering xmlns:wpc="http://schemas.microsoft.com/office/word/2010/wordprocessingCanvas" xmlns:cx="http://schemas.microsoft.com/office/drawing/2014/chartex" xmlns:cx1="http://schemas.microsoft.com/office/drawing/2015/9/8/chartex" xmlns:cx2="http://schemas.microsoft.com/office/drawing/2015/10/21/chartex" xmlns:cx3="http://schemas.microsoft.com/office/drawing/2016/5/9/chartex" xmlns:cx4="http://schemas.microsoft.com/office/drawing/2016/5/10/chartex" xmlns:cx5="http://schemas.microsoft.com/office/drawing/2016/5/11/chartex" xmlns:cx6="http://schemas.microsoft.com/office/drawing/2016/5/12/chartex" xmlns:cx7="http://schemas.microsoft.com/office/drawing/2016/5/13/chartex" xmlns:cx8="http://schemas.microsoft.com/office/drawing/2016/5/14/chartex" xmlns:mc="http://schemas.openxmlformats.org/markup-compatibility/2006" xmlns:aink="http://schemas.microsoft.com/office/drawing/2016/ink" xmlns:am3d="http://schemas.microsoft.com/office/drawing/2017/model3d" xmlns:o="urn:schemas-microsoft-com:office:office" xmlns:oel="http://schemas.microsoft.com/office/2019/extlst" xmlns:r="http://schemas.openxmlformats.org/officeDocument/2006/relationships" xmlns:m="http://schemas.openxmlformats.org/officeDocument/2006/math" xmlns:v="urn:schemas-microsoft-com:vml" xmlns:wp14="http://schemas.microsoft.com/office/word/2010/wordprocessingDrawing" xmlns:wp="http://schemas.openxmlformats.org/drawingml/2006/wordprocessingDrawing" xmlns:w10="urn:schemas-microsoft-com:office:word" xmlns:w="http://schemas.openxmlformats.org/wordprocessingml/2006/main" xmlns:w14="http://schemas.microsoft.com/office/word/2010/wordml" xmlns:w15="http://schemas.microsoft.com/office/word/2012/wordml" xmlns:w16cex="http://schemas.microsoft.com/office/word/2018/wordml/cex" xmlns:w16cid="http://schemas.microsoft.com/office/word/2016/wordml/cid" xmlns:w16="http://schemas.microsoft.com/office/word/2018/wordml" xmlns:w16sdtdh="http://schemas.microsoft.com/office/word/2020/wordml/sdtdatahash" xmlns:w16se="http://schemas.microsoft.com/office/word/2015/wordml/symex" xmlns:wpg="http://schemas.microsoft.com/office/word/2010/wordprocessingGroup" xmlns:wpi="http://schemas.microsoft.com/office/word/2010/wordprocessingInk" xmlns:wne="http://schemas.microsoft.com/office/word/2006/wordml" xmlns:wps="http://schemas.microsoft.com/office/word/2010/wordprocessingShape" mc:Ignorable="w14 w15 w16se w16cid w16 w16cex w16sdtdh wp14">
+<w:numbering xmlns:wpc="http://schemas.microsoft.com/office/word/2010/wordprocessingCanvas" xmlns:cx="http://schemas.microsoft.com/office/drawing/2014/chartex" xmlns:cx1="http://schemas.microsoft.com/office/drawing/2015/9/8/chartex" xmlns:cx2="http://schemas.microsoft.com/office/drawing/2015/10/21/chartex" xmlns:cx3="http://schemas.microsoft.com/office/drawing/2016/5/9/chartex" xmlns:cx4="http://schemas.microsoft.com/office/drawing/2016/5/10/chartex" xmlns:cx5="http://schemas.microsoft.com/office/drawing/2016/5/11/chartex" xmlns:cx6="http://schemas.microsoft.com/office/drawing/2016/5/12/chartex" xmlns:cx7="http://schemas.microsoft.com/office/drawing/2016/5/13/chartex" xmlns:cx8="http://schemas.microsoft.com/office/drawing/2016/5/14/chartex" xmlns:mc="http://schemas.openxmlformats.org/markup-compatibility/2006" xmlns:aink="http://schemas.microsoft.com/office/drawing/2016/ink" xmlns:am3d="http://schemas.microsoft.com/office/drawing/2017/model3d" xmlns:o="urn:schemas-microsoft-com:office:office" xmlns:oel="http://schemas.microsoft.com/office/2019/extlst" xmlns:r="http://schemas.openxmlformats.org/officeDocument/2006/relationships" xmlns:m="http://schemas.openxmlformats.org/officeDocument/2006/math" xmlns:v="urn:schemas-microsoft-com:vml" xmlns:wp14="http://schemas.microsoft.com/office/word/2010/wordprocessingDrawing" xmlns:wp="http://schemas.openxmlformats.org/drawingml/2006/wordprocessingDrawing" xmlns:w10="urn:schemas-microsoft-com:office:word" xmlns:w="http://schemas.openxmlformats.org/wordprocessingml/2006/main" xmlns:w14="http://schemas.microsoft.com/office/word/2010/wordml" xmlns:w15="http://schemas.microsoft.com/office/word/2012/wordml" xmlns:w16cex="http://schemas.microsoft.com/office/word/2018/wordml/cex" xmlns:w16cid="http://schemas.microsoft.com/office/word/2016/wordml/cid" xmlns:w16="http://schemas.microsoft.com/office/word/2018/wordml" xmlns:w16du="http://schemas.microsoft.com/office/word/2023/wordml/word16du" xmlns:w16sdtdh="http://schemas.microsoft.com/office/word/2020/wordml/sdtdatahash" xmlns:w16sdtfl="http://schemas.microsoft.com/office/word/2024/wordml/sdtformatlock" xmlns:w16se="http://schemas.microsoft.com/office/word/2015/wordml/symex" xmlns:wpg="http://schemas.microsoft.com/office/word/2010/wordprocessingGroup" xmlns:wpi="http://schemas.microsoft.com/office/word/2010/wordprocessingInk" xmlns:wne="http://schemas.microsoft.com/office/word/2006/wordml" xmlns:wps="http://schemas.microsoft.com/office/word/2010/wordprocessingShape" mc:Ignorable="w14 w15 w16se w16cid w16 w16cex w16sdtdh w16sdtfl w16du wp14">
   <w:abstractNum w:abstractNumId="0" w15:restartNumberingAfterBreak="0">
     <w:nsid w:val="FFFFFF7C"/>
     <w:multiLevelType w:val="singleLevel"/>
@@ -490,7 +555,7 @@
 </file>
 
 <file path=word/styles.xml><?xml version="1.0" encoding="utf-8"?>
-<w:styles xmlns:mc="http://schemas.openxmlformats.org/markup-compatibility/2006" xmlns:r="http://schemas.openxmlformats.org/officeDocument/2006/relationships" xmlns:w="http://schemas.openxmlformats.org/wordprocessingml/2006/main" xmlns:w14="http://schemas.microsoft.com/office/word/2010/wordml" xmlns:w15="http://schemas.microsoft.com/office/word/2012/wordml" xmlns:w16cex="http://schemas.microsoft.com/office/word/2018/wordml/cex" xmlns:w16cid="http://schemas.microsoft.com/office/word/2016/wordml/cid" xmlns:w16="http://schemas.microsoft.com/office/word/2018/wordml" xmlns:w16sdtdh="http://schemas.microsoft.com/office/word/2020/wordml/sdtdatahash" xmlns:w16se="http://schemas.microsoft.com/office/word/2015/wordml/symex" mc:Ignorable="w14 w15 w16se w16cid w16 w16cex w16sdtdh">
+<w:styles xmlns:mc="http://schemas.openxmlformats.org/markup-compatibility/2006" xmlns:r="http://schemas.openxmlformats.org/officeDocument/2006/relationships" xmlns:w="http://schemas.openxmlformats.org/wordprocessingml/2006/main" xmlns:w14="http://schemas.microsoft.com/office/word/2010/wordml" xmlns:w15="http://schemas.microsoft.com/office/word/2012/wordml" xmlns:w16cex="http://schemas.microsoft.com/office/word/2018/wordml/cex" xmlns:w16cid="http://schemas.microsoft.com/office/word/2016/wordml/cid" xmlns:w16="http://schemas.microsoft.com/office/word/2018/wordml" xmlns:w16du="http://schemas.microsoft.com/office/word/2023/wordml/word16du" xmlns:w16sdtdh="http://schemas.microsoft.com/office/word/2020/wordml/sdtdatahash" xmlns:w16sdtfl="http://schemas.microsoft.com/office/word/2024/wordml/sdtformatlock" xmlns:w16se="http://schemas.microsoft.com/office/word/2015/wordml/symex" mc:Ignorable="w14 w15 w16se w16cid w16 w16cex w16sdtdh w16sdtfl w16du">
   <w:docDefaults>
     <w:rPrDefault>
       <w:rPr>
@@ -1248,7 +1313,7 @@
     <w:link w:val="TitleChar"/>
     <w:uiPriority w:val="10"/>
     <w:qFormat/>
-    <w:rsid w:val="007106C8"/>
+    <w:rsid w:val="00E854FA"/>
     <w:pPr>
       <w:spacing w:after="300" w:line="240" w:lineRule="auto"/>
       <w:contextualSpacing/>
@@ -1258,7 +1323,7 @@
       <w:rFonts w:eastAsiaTheme="majorEastAsia" w:cstheme="majorBidi"/>
       <w:spacing w:val="5"/>
       <w:kern w:val="28"/>
-      <w:sz w:val="52"/>
+      <w:sz w:val="40"/>
       <w:szCs w:val="52"/>
       <w:lang w:val="sv-SE" w:eastAsia="en-US" w:bidi="ar-SA"/>
     </w:rPr>
@@ -1268,12 +1333,12 @@
     <w:basedOn w:val="DefaultParagraphFont"/>
     <w:link w:val="Title"/>
     <w:uiPriority w:val="10"/>
-    <w:rsid w:val="007106C8"/>
+    <w:rsid w:val="00E854FA"/>
     <w:rPr>
       <w:rFonts w:ascii="Times New Roman" w:eastAsiaTheme="majorEastAsia" w:hAnsi="Times New Roman" w:cstheme="majorBidi"/>
       <w:spacing w:val="5"/>
       <w:kern w:val="28"/>
-      <w:sz w:val="52"/>
+      <w:sz w:val="40"/>
       <w:szCs w:val="52"/>
       <w:lang w:val="sv-SE" w:eastAsia="en-US" w:bidi="ar-SA"/>
     </w:rPr>

--- a/tillsyn/A 21917-2026 tillsynsbegäran.docx
+++ b/tillsyn/A 21917-2026 tillsynsbegäran.docx
@@ -339,7 +339,7 @@
     <w:r>
       <w:tab/>
       <w:tab/>
-      <w:t>2026-06-18</w:t>
+      <w:t>2026-06-19</w:t>
       <w:br/>
       <w:br/>
     </w:r>

--- a/tillsyn/A 21917-2026 tillsynsbegäran.docx
+++ b/tillsyn/A 21917-2026 tillsynsbegäran.docx
@@ -339,7 +339,7 @@
     <w:r>
       <w:tab/>
       <w:tab/>
-      <w:t>2026-06-19</w:t>
+      <w:t>2026-06-20</w:t>
       <w:br/>
       <w:br/>
     </w:r>

--- a/tillsyn/A 21917-2026 tillsynsbegäran.docx
+++ b/tillsyn/A 21917-2026 tillsynsbegäran.docx
@@ -12,10 +12,7 @@
     </w:p>
     <w:p>
       <w:r>
-        <w:t>Detta dokument behandlar höga naturvärden i avverkningsanmälan A 21917-2026 i Bergs kommun som inkom 2026-05-08 och omfattar 6,4 ha.</w:t>
-      </w:r>
-      <w:r>
-        <w:t xml:space="preserve"> I Figur 1 visas fyndplatser för naturvårdsarter i området, som finns registrerade på Artportalen.</w:t>
+        <w:t>Denna tillsynsbegäran behandlar höga naturvärden i avverkningsanmälan A 21917-2026 i Bergs kommun som inkom 2026-05-08 och omfattar 6,4 ha.</w:t>
       </w:r>
     </w:p>
     <w:p>
@@ -63,7 +60,20 @@
         <w:spacing w:after="240"/>
       </w:pPr>
       <w:r>
-        <w:t>Figur 1. Fyndplatser för naturvårdsarter i och inom 1 meter från avverkningsanmälan (röd linje). Inom parentes anges rödlistekategorier, S för signalarter, Tför typiska arter och fridlysningsparagrafer i artskyddsförordningen.Markörer utan svart kant är placerade på fyndplatsen. Markörer med svart kant är placerade vid sidan av fyndplatsen och har ett svart streck som visar fyndplatsens exakta position. Kartans mittpunktskoordinat är N 6941517, E 453029 i SWEREF 99 TM.</w:t>
+        <w:t>Figur 1. Fyndplatser för naturvårdsarter i och inom 1 meter från avverkningsanmälan. Markörer utan svart kant är placerade på fyndplatsen. Markörer med svart kant är placerade vid sidan av fyndplatsen har ett svart streck som visar fyndplatsens exakta position. Kartans mittpunktskoordinat är N 6941517, E 453029 i SWEREF 99 TM.</w:t>
+      </w:r>
+    </w:p>
+    <w:p>
+      <w:r>
+        <w:t>I och inom 1 meter från avverkningsanmälan finns fynd av 2 naturvårdsarter, varav 1 är rödlistad, 2 är typiska (T) och 1 är signalart (S): ullticka (NT, T) och stuplav (S, T). Se Figur 1.</w:t>
+      </w:r>
+    </w:p>
+    <w:p>
+      <w:pPr>
+        <w:pStyle w:val="Heading1"/>
+      </w:pPr>
+      <w:r>
+        <w:t>Tillsynsbegäran</w:t>
       </w:r>
     </w:p>
     <w:p>
@@ -77,26 +87,72 @@
       </w:r>
     </w:p>
     <w:p>
-      <w:r>
-        <w:t>Nedan beskrivs fynd av naturvårdsarter som gjorts i det avverkningsanmälda området.</w:t>
-      </w:r>
-    </w:p>
-    <w:p>
       <w:pPr>
         <w:pStyle w:val="Heading1"/>
       </w:pPr>
       <w:r>
-        <w:t>Naturvårdsarter</w:t>
+        <w:t>Naturvårdsarter och fridlysta arter</w:t>
       </w:r>
     </w:p>
     <w:p>
       <w:r>
-        <w:t>I och inom 1 meter från avverkningsanmälan har följande 2 naturvårdsarter hittats: ullticka (NT, T) och stuplav (S, T). Av dessa är 1 rödlistade. För rödlistade arter har rödlistekategorin angivits inom parentes. Arter som är signalarter enligt Skogsstyrelsen har markerats med (S). Typiska arter inom Natura 2000 som är kopplade till skogsekosystem har markerats med (T).</w:t>
+        <w:t>Nedan följer beskrivningar av de naturvårdsarter och fridlysta arter som har sina livsmiljöer och växtplatser i den avverkningsanmälda skogen. De påträffade naturvårdsarterna är ett tydligt kvitto på att det rör sig om en skog med höga naturvärden.</w:t>
       </w:r>
     </w:p>
     <w:p>
       <w:r>
-        <w:t>De påträffade naturvårdsarterna är ett tydligt kvitto på att det rör sig om en skog med höga naturvärden.</w:t>
+        <w:rPr>
+          <w:b/>
+        </w:rPr>
+        <w:t>Ullticka (NT)</w:t>
+      </w:r>
+      <w:r>
+        <w:t xml:space="preserve"> är knuten till restbestånd av barrnaturskog och förekommer med ett tydligt optimum i orörda eller måttligt påverkade gamla granskogar där det föreligger viss kontinuitet av grov död ved. Ullticka är en bra signalart inom hela sitt utbredningsområde och i södra Sverige är den sällsynt och en god signalart för skyddsvärda granskogsmiljöer. Den hotas av avverkning och fragmentering av naturskog och äldre granskog med lång trädkontinuitet. På ullticka kan ibland ulltickeporing (VU) påträffas - det är en sällsynt ticka som nyligen delats upp i de tre olika arterna ulltickeporing </w:t>
+      </w:r>
+      <w:r>
+        <w:rPr>
+          <w:i/>
+        </w:rPr>
+        <w:t xml:space="preserve">Skeletocutis brevispora </w:t>
+      </w:r>
+      <w:r>
+        <w:t>(VU)</w:t>
+      </w:r>
+      <w:r>
+        <w:rPr>
+          <w:i/>
+        </w:rPr>
+        <w:t>, Skeletocutis delicata</w:t>
+      </w:r>
+      <w:r>
+        <w:t xml:space="preserve"> (VU)</w:t>
+      </w:r>
+      <w:r>
+        <w:rPr>
+          <w:i/>
+        </w:rPr>
+        <w:t xml:space="preserve"> och Skeletocutis exilis</w:t>
+      </w:r>
+      <w:r>
+        <w:t xml:space="preserve"> (NT). Ullticka är typisk art för </w:t>
+      </w:r>
+      <w:r>
+        <w:rPr>
+          <w:i/>
+        </w:rPr>
+        <w:t xml:space="preserve">9010 Taiga, 9050 Näringsrik granskog </w:t>
+      </w:r>
+      <w:r>
+        <w:t xml:space="preserve">och </w:t>
+      </w:r>
+      <w:r>
+        <w:rPr>
+          <w:i/>
+        </w:rPr>
+        <w:t>9030 Landhöjningsskog</w:t>
+      </w:r>
+      <w:r>
+        <w:t xml:space="preserve"> (SLU Artdatabanken, 2026; Nitare &amp; Skogsstyrelsen, 2019; Miettinen &amp; Niemelä, 2018).</w:t>
       </w:r>
     </w:p>
     <w:p>
@@ -155,62 +211,6 @@
         <w:t xml:space="preserve"> (SLU Artdatabanken, 2026; Nitare &amp; Skogsstyrelsen, 2019).</w:t>
       </w:r>
     </w:p>
-    <w:p>
-      <w:r>
-        <w:rPr>
-          <w:b/>
-        </w:rPr>
-        <w:t>Ullticka (NT)</w:t>
-      </w:r>
-      <w:r>
-        <w:t xml:space="preserve"> är knuten till restbestånd av barrnaturskog och förekommer med ett tydligt optimum i orörda eller måttligt påverkade gamla granskogar där det föreligger viss kontinuitet av grov död ved. Ullticka är en bra signalart inom hela sitt utbredningsområde och i södra Sverige är den sällsynt och en god signalart för skyddsvärda granskogsmiljöer. Den hotas av avverkning och fragmentering av naturskog och äldre granskog med lång trädkontinuitet. På ullticka kan ibland ulltickeporing (VU) påträffas - det är en sällsynt ticka som nyligen delats upp i de tre olika arterna ulltickeporing </w:t>
-      </w:r>
-      <w:r>
-        <w:rPr>
-          <w:i/>
-        </w:rPr>
-        <w:t xml:space="preserve">Skeletocutis brevispora </w:t>
-      </w:r>
-      <w:r>
-        <w:t>(VU)</w:t>
-      </w:r>
-      <w:r>
-        <w:rPr>
-          <w:i/>
-        </w:rPr>
-        <w:t>, Skeletocutis delicata</w:t>
-      </w:r>
-      <w:r>
-        <w:t xml:space="preserve"> (VU)</w:t>
-      </w:r>
-      <w:r>
-        <w:rPr>
-          <w:i/>
-        </w:rPr>
-        <w:t xml:space="preserve"> och Skeletocutis exilis</w:t>
-      </w:r>
-      <w:r>
-        <w:t xml:space="preserve"> (NT). Ullticka är typisk art för </w:t>
-      </w:r>
-      <w:r>
-        <w:rPr>
-          <w:i/>
-        </w:rPr>
-        <w:t xml:space="preserve">9010 Taiga, 9050 Näringsrik granskog </w:t>
-      </w:r>
-      <w:r>
-        <w:t xml:space="preserve">och </w:t>
-      </w:r>
-      <w:r>
-        <w:rPr>
-          <w:i/>
-        </w:rPr>
-        <w:t>9030 Landhöjningsskog</w:t>
-      </w:r>
-      <w:r>
-        <w:t xml:space="preserve"> (SLU Artdatabanken, 2026; Nitare &amp; Skogsstyrelsen, 2019; Miettinen &amp; Niemelä, 2018).</w:t>
-      </w:r>
-    </w:p>
     <w:sectPr>
       <w:headerReference w:type="even" r:id="rId8"/>
       <w:headerReference w:type="default" r:id="rId9"/>
@@ -339,7 +339,7 @@
     <w:r>
       <w:tab/>
       <w:tab/>
-      <w:t>2026-06-20</w:t>
+      <w:t>2026-06-21</w:t>
       <w:br/>
       <w:br/>
     </w:r>

--- a/tillsyn/A 21917-2026 tillsynsbegäran.docx
+++ b/tillsyn/A 21917-2026 tillsynsbegäran.docx
@@ -339,7 +339,7 @@
     <w:r>
       <w:tab/>
       <w:tab/>
-      <w:t>2026-06-21</w:t>
+      <w:t>2026-06-22</w:t>
       <w:br/>
       <w:br/>
     </w:r>

--- a/tillsyn/A 21917-2026 tillsynsbegäran.docx
+++ b/tillsyn/A 21917-2026 tillsynsbegäran.docx
@@ -339,7 +339,7 @@
     <w:r>
       <w:tab/>
       <w:tab/>
-      <w:t>2026-06-22</w:t>
+      <w:t>2026-06-23</w:t>
       <w:br/>
       <w:br/>
     </w:r>

--- a/tillsyn/A 21917-2026 tillsynsbegäran.docx
+++ b/tillsyn/A 21917-2026 tillsynsbegäran.docx
@@ -339,7 +339,7 @@
     <w:r>
       <w:tab/>
       <w:tab/>
-      <w:t>2026-06-23</w:t>
+      <w:t>2026-06-24</w:t>
       <w:br/>
       <w:br/>
     </w:r>

--- a/tillsyn/A 21917-2026 tillsynsbegäran.docx
+++ b/tillsyn/A 21917-2026 tillsynsbegäran.docx
@@ -339,7 +339,7 @@
     <w:r>
       <w:tab/>
       <w:tab/>
-      <w:t>2026-06-24</w:t>
+      <w:t>2026-06-25</w:t>
       <w:br/>
       <w:br/>
     </w:r>

--- a/tillsyn/A 21917-2026 tillsynsbegäran.docx
+++ b/tillsyn/A 21917-2026 tillsynsbegäran.docx
@@ -339,7 +339,7 @@
     <w:r>
       <w:tab/>
       <w:tab/>
-      <w:t>2026-06-25</w:t>
+      <w:t>2026-06-26</w:t>
       <w:br/>
       <w:br/>
     </w:r>

--- a/tillsyn/A 21917-2026 tillsynsbegäran.docx
+++ b/tillsyn/A 21917-2026 tillsynsbegäran.docx
@@ -339,7 +339,7 @@
     <w:r>
       <w:tab/>
       <w:tab/>
-      <w:t>2026-06-26</w:t>
+      <w:t>2026-06-27</w:t>
       <w:br/>
       <w:br/>
     </w:r>

--- a/tillsyn/A 21917-2026 tillsynsbegäran.docx
+++ b/tillsyn/A 21917-2026 tillsynsbegäran.docx
@@ -339,7 +339,7 @@
     <w:r>
       <w:tab/>
       <w:tab/>
-      <w:t>2026-06-27</w:t>
+      <w:t>2026-06-28</w:t>
       <w:br/>
       <w:br/>
     </w:r>

--- a/tillsyn/A 21917-2026 tillsynsbegäran.docx
+++ b/tillsyn/A 21917-2026 tillsynsbegäran.docx
@@ -339,7 +339,7 @@
     <w:r>
       <w:tab/>
       <w:tab/>
-      <w:t>2026-06-28</w:t>
+      <w:t>2026-06-29</w:t>
       <w:br/>
       <w:br/>
     </w:r>

--- a/tillsyn/A 21917-2026 tillsynsbegäran.docx
+++ b/tillsyn/A 21917-2026 tillsynsbegäran.docx
@@ -339,7 +339,7 @@
     <w:r>
       <w:tab/>
       <w:tab/>
-      <w:t>2026-06-29</w:t>
+      <w:t>2026-06-30</w:t>
       <w:br/>
       <w:br/>
     </w:r>

--- a/tillsyn/A 21917-2026 tillsynsbegäran.docx
+++ b/tillsyn/A 21917-2026 tillsynsbegäran.docx
@@ -339,7 +339,7 @@
     <w:r>
       <w:tab/>
       <w:tab/>
-      <w:t>2026-06-30</w:t>
+      <w:t>2026-07-01</w:t>
       <w:br/>
       <w:br/>
     </w:r>

--- a/tillsyn/A 21917-2026 tillsynsbegäran.docx
+++ b/tillsyn/A 21917-2026 tillsynsbegäran.docx
@@ -339,7 +339,7 @@
     <w:r>
       <w:tab/>
       <w:tab/>
-      <w:t>2026-07-01</w:t>
+      <w:t>2026-07-02</w:t>
       <w:br/>
       <w:br/>
     </w:r>

--- a/tillsyn/A 21917-2026 tillsynsbegäran.docx
+++ b/tillsyn/A 21917-2026 tillsynsbegäran.docx
@@ -339,7 +339,7 @@
     <w:r>
       <w:tab/>
       <w:tab/>
-      <w:t>2026-07-13</w:t>
+      <w:t>2026-07-14</w:t>
       <w:br/>
       <w:br/>
     </w:r>

--- a/tillsyn/A 21917-2026 tillsynsbegäran.docx
+++ b/tillsyn/A 21917-2026 tillsynsbegäran.docx
@@ -339,7 +339,7 @@
     <w:r>
       <w:tab/>
       <w:tab/>
-      <w:t>2026-07-14</w:t>
+      <w:t>2026-07-15</w:t>
       <w:br/>
       <w:br/>
     </w:r>

--- a/tillsyn/A 21917-2026 tillsynsbegäran.docx
+++ b/tillsyn/A 21917-2026 tillsynsbegäran.docx
@@ -339,7 +339,7 @@
     <w:r>
       <w:tab/>
       <w:tab/>
-      <w:t>2026-07-15</w:t>
+      <w:t>2026-07-16</w:t>
       <w:br/>
       <w:br/>
     </w:r>

--- a/tillsyn/A 21917-2026 tillsynsbegäran.docx
+++ b/tillsyn/A 21917-2026 tillsynsbegäran.docx
@@ -339,7 +339,7 @@
     <w:r>
       <w:tab/>
       <w:tab/>
-      <w:t>2026-07-16</w:t>
+      <w:t>2026-07-17</w:t>
       <w:br/>
       <w:br/>
     </w:r>

--- a/tillsyn/A 21917-2026 tillsynsbegäran.docx
+++ b/tillsyn/A 21917-2026 tillsynsbegäran.docx
@@ -339,7 +339,7 @@
     <w:r>
       <w:tab/>
       <w:tab/>
-      <w:t>2026-07-17</w:t>
+      <w:t>2026-07-18</w:t>
       <w:br/>
       <w:br/>
     </w:r>

--- a/tillsyn/A 21917-2026 tillsynsbegäran.docx
+++ b/tillsyn/A 21917-2026 tillsynsbegäran.docx
@@ -339,7 +339,7 @@
     <w:r>
       <w:tab/>
       <w:tab/>
-      <w:t>2026-07-18</w:t>
+      <w:t>2026-07-19</w:t>
       <w:br/>
       <w:br/>
     </w:r>

--- a/tillsyn/A 21917-2026 tillsynsbegäran.docx
+++ b/tillsyn/A 21917-2026 tillsynsbegäran.docx
@@ -339,7 +339,7 @@
     <w:r>
       <w:tab/>
       <w:tab/>
-      <w:t>2026-07-19</w:t>
+      <w:t>2026-07-20</w:t>
       <w:br/>
       <w:br/>
     </w:r>

--- a/tillsyn/A 21917-2026 tillsynsbegäran.docx
+++ b/tillsyn/A 21917-2026 tillsynsbegäran.docx
@@ -339,7 +339,7 @@
     <w:r>
       <w:tab/>
       <w:tab/>
-      <w:t>2026-07-20</w:t>
+      <w:t>2026-07-21</w:t>
       <w:br/>
       <w:br/>
     </w:r>

--- a/tillsyn/A 21917-2026 tillsynsbegäran.docx
+++ b/tillsyn/A 21917-2026 tillsynsbegäran.docx
@@ -339,7 +339,7 @@
     <w:r>
       <w:tab/>
       <w:tab/>
-      <w:t>2026-07-21</w:t>
+      <w:t>2026-07-22</w:t>
       <w:br/>
       <w:br/>
     </w:r>

--- a/tillsyn/A 21917-2026 tillsynsbegäran.docx
+++ b/tillsyn/A 21917-2026 tillsynsbegäran.docx
@@ -339,7 +339,7 @@
     <w:r>
       <w:tab/>
       <w:tab/>
-      <w:t>2026-07-22</w:t>
+      <w:t>2026-07-23</w:t>
       <w:br/>
       <w:br/>
     </w:r>

--- a/tillsyn/A 21917-2026 tillsynsbegäran.docx
+++ b/tillsyn/A 21917-2026 tillsynsbegäran.docx
@@ -339,7 +339,7 @@
     <w:r>
       <w:tab/>
       <w:tab/>
-      <w:t>2026-07-23</w:t>
+      <w:t>2026-07-24</w:t>
       <w:br/>
       <w:br/>
     </w:r>

--- a/tillsyn/A 21917-2026 tillsynsbegäran.docx
+++ b/tillsyn/A 21917-2026 tillsynsbegäran.docx
@@ -339,7 +339,7 @@
     <w:r>
       <w:tab/>
       <w:tab/>
-      <w:t>2026-07-24</w:t>
+      <w:t>2026-07-25</w:t>
       <w:br/>
       <w:br/>
     </w:r>

--- a/tillsyn/A 21917-2026 tillsynsbegäran.docx
+++ b/tillsyn/A 21917-2026 tillsynsbegäran.docx
@@ -339,7 +339,7 @@
     <w:r>
       <w:tab/>
       <w:tab/>
-      <w:t>2026-07-25</w:t>
+      <w:t>2026-07-26</w:t>
       <w:br/>
       <w:br/>
     </w:r>

--- a/tillsyn/A 21917-2026 tillsynsbegäran.docx
+++ b/tillsyn/A 21917-2026 tillsynsbegäran.docx
@@ -339,7 +339,7 @@
     <w:r>
       <w:tab/>
       <w:tab/>
-      <w:t>2026-07-26</w:t>
+      <w:t>2026-07-27</w:t>
       <w:br/>
       <w:br/>
     </w:r>

--- a/tillsyn/A 21917-2026 tillsynsbegäran.docx
+++ b/tillsyn/A 21917-2026 tillsynsbegäran.docx
@@ -339,7 +339,7 @@
     <w:r>
       <w:tab/>
       <w:tab/>
-      <w:t>2026-07-27</w:t>
+      <w:t>2026-07-28</w:t>
       <w:br/>
       <w:br/>
     </w:r>

--- a/tillsyn/A 21917-2026 tillsynsbegäran.docx
+++ b/tillsyn/A 21917-2026 tillsynsbegäran.docx
@@ -339,7 +339,7 @@
     <w:r>
       <w:tab/>
       <w:tab/>
-      <w:t>2026-07-28</w:t>
+      <w:t>2026-07-29</w:t>
       <w:br/>
       <w:br/>
     </w:r>

--- a/tillsyn/A 21917-2026 tillsynsbegäran.docx
+++ b/tillsyn/A 21917-2026 tillsynsbegäran.docx
@@ -339,7 +339,7 @@
     <w:r>
       <w:tab/>
       <w:tab/>
-      <w:t>2026-07-29</w:t>
+      <w:t>2026-07-30</w:t>
       <w:br/>
       <w:br/>
     </w:r>

--- a/tillsyn/A 21917-2026 tillsynsbegäran.docx
+++ b/tillsyn/A 21917-2026 tillsynsbegäran.docx
@@ -339,7 +339,7 @@
     <w:r>
       <w:tab/>
       <w:tab/>
-      <w:t>2026-07-30</w:t>
+      <w:t>2026-07-31</w:t>
       <w:br/>
       <w:br/>
     </w:r>

--- a/tillsyn/A 21917-2026 tillsynsbegäran.docx
+++ b/tillsyn/A 21917-2026 tillsynsbegäran.docx
@@ -339,7 +339,7 @@
     <w:r>
       <w:tab/>
       <w:tab/>
-      <w:t>2026-07-31</w:t>
+      <w:t>2026-08-01</w:t>
       <w:br/>
       <w:br/>
     </w:r>

--- a/tillsyn/A 21917-2026 tillsynsbegäran.docx
+++ b/tillsyn/A 21917-2026 tillsynsbegäran.docx
@@ -339,7 +339,7 @@
     <w:r>
       <w:tab/>
       <w:tab/>
-      <w:t>2026-08-01</w:t>
+      <w:t>2026-08-02</w:t>
       <w:br/>
       <w:br/>
     </w:r>

--- a/tillsyn/A 21917-2026 tillsynsbegäran.docx
+++ b/tillsyn/A 21917-2026 tillsynsbegäran.docx
@@ -339,7 +339,7 @@
     <w:r>
       <w:tab/>
       <w:tab/>
-      <w:t>2026-08-02</w:t>
+      <w:t>2026-08-03</w:t>
       <w:br/>
       <w:br/>
     </w:r>

--- a/tillsyn/A 21917-2026 tillsynsbegäran.docx
+++ b/tillsyn/A 21917-2026 tillsynsbegäran.docx
@@ -339,7 +339,7 @@
     <w:r>
       <w:tab/>
       <w:tab/>
-      <w:t>2026-08-03</w:t>
+      <w:t>2026-08-04</w:t>
       <w:br/>
       <w:br/>
     </w:r>

--- a/tillsyn/A 21917-2026 tillsynsbegäran.docx
+++ b/tillsyn/A 21917-2026 tillsynsbegäran.docx
@@ -339,7 +339,7 @@
     <w:r>
       <w:tab/>
       <w:tab/>
-      <w:t>2026-08-04</w:t>
+      <w:t>2026-08-05</w:t>
       <w:br/>
       <w:br/>
     </w:r>

--- a/tillsyn/A 21917-2026 tillsynsbegäran.docx
+++ b/tillsyn/A 21917-2026 tillsynsbegäran.docx
@@ -339,7 +339,7 @@
     <w:r>
       <w:tab/>
       <w:tab/>
-      <w:t>2026-08-05</w:t>
+      <w:t>2026-08-07</w:t>
       <w:br/>
       <w:br/>
     </w:r>

--- a/tillsyn/A 21917-2026 tillsynsbegäran.docx
+++ b/tillsyn/A 21917-2026 tillsynsbegäran.docx
@@ -339,7 +339,7 @@
     <w:r>
       <w:tab/>
       <w:tab/>
-      <w:t>2026-08-07</w:t>
+      <w:t>2026-08-08</w:t>
       <w:br/>
       <w:br/>
     </w:r>

--- a/tillsyn/A 21917-2026 tillsynsbegäran.docx
+++ b/tillsyn/A 21917-2026 tillsynsbegäran.docx
@@ -60,7 +60,7 @@
         <w:spacing w:after="240"/>
       </w:pPr>
       <w:r>
-        <w:t>Figur 1. Fyndplatser för naturvårdsarter i och inom 1 meter från avverkningsanmälan. Markörer utan svart kant är placerade på fyndplatsen. Markörer med svart kant är placerade vid sidan av fyndplatsen har ett svart streck som visar fyndplatsens exakta position. Kartans mittpunktskoordinat är N 6941517, E 453029 i SWEREF 99 TM.</w:t>
+        <w:t>Figur 1. Fyndplatser för naturvårdsarter i och inom 1 meter från avverkningsanmälan. Markörer utan svart kant är placerade på fyndplatsen. Markörer med svart kant är placerade vid sidan av fyndplatsen och har ett svart streck som visar fyndplatsens exakta position. Kartans mittpunktskoordinat är N 6941517, E 453029 i SWEREF 99 TM.</w:t>
       </w:r>
     </w:p>
     <w:p>
@@ -339,7 +339,7 @@
     <w:r>
       <w:tab/>
       <w:tab/>
-      <w:t>2026-08-14</w:t>
+      <w:t>2026-08-15</w:t>
       <w:br/>
       <w:br/>
     </w:r>

--- a/tillsyn/A 21917-2026 tillsynsbegäran.docx
+++ b/tillsyn/A 21917-2026 tillsynsbegäran.docx
@@ -339,7 +339,7 @@
     <w:r>
       <w:tab/>
       <w:tab/>
-      <w:t>2026-08-15</w:t>
+      <w:t>2026-08-16</w:t>
       <w:br/>
       <w:br/>
     </w:r>

--- a/tillsyn/A 21917-2026 tillsynsbegäran.docx
+++ b/tillsyn/A 21917-2026 tillsynsbegäran.docx
@@ -339,7 +339,7 @@
     <w:r>
       <w:tab/>
       <w:tab/>
-      <w:t>2026-08-16</w:t>
+      <w:t>2026-08-17</w:t>
       <w:br/>
       <w:br/>
     </w:r>

--- a/tillsyn/A 21917-2026 tillsynsbegäran.docx
+++ b/tillsyn/A 21917-2026 tillsynsbegäran.docx
@@ -339,7 +339,7 @@
     <w:r>
       <w:tab/>
       <w:tab/>
-      <w:t>2026-08-17</w:t>
+      <w:t>2026-08-18</w:t>
       <w:br/>
       <w:br/>
     </w:r>

--- a/tillsyn/A 21917-2026 tillsynsbegäran.docx
+++ b/tillsyn/A 21917-2026 tillsynsbegäran.docx
@@ -339,7 +339,7 @@
     <w:r>
       <w:tab/>
       <w:tab/>
-      <w:t>2026-08-18</w:t>
+      <w:t>2026-08-19</w:t>
       <w:br/>
       <w:br/>
     </w:r>

--- a/tillsyn/A 21917-2026 tillsynsbegäran.docx
+++ b/tillsyn/A 21917-2026 tillsynsbegäran.docx
@@ -339,7 +339,7 @@
     <w:r>
       <w:tab/>
       <w:tab/>
-      <w:t>2026-08-19</w:t>
+      <w:t>2026-08-20</w:t>
       <w:br/>
       <w:br/>
     </w:r>

--- a/tillsyn/A 21917-2026 tillsynsbegäran.docx
+++ b/tillsyn/A 21917-2026 tillsynsbegäran.docx
@@ -339,7 +339,7 @@
     <w:r>
       <w:tab/>
       <w:tab/>
-      <w:t>2026-08-20</w:t>
+      <w:t>2026-08-21</w:t>
       <w:br/>
       <w:br/>
     </w:r>

--- a/tillsyn/A 21917-2026 tillsynsbegäran.docx
+++ b/tillsyn/A 21917-2026 tillsynsbegäran.docx
@@ -339,7 +339,7 @@
     <w:r>
       <w:tab/>
       <w:tab/>
-      <w:t>2026-08-21</w:t>
+      <w:t>2026-08-22</w:t>
       <w:br/>
       <w:br/>
     </w:r>

--- a/tillsyn/A 21917-2026 tillsynsbegäran.docx
+++ b/tillsyn/A 21917-2026 tillsynsbegäran.docx
@@ -339,7 +339,7 @@
     <w:r>
       <w:tab/>
       <w:tab/>
-      <w:t>2026-08-22</w:t>
+      <w:t>2026-08-23</w:t>
       <w:br/>
       <w:br/>
     </w:r>

--- a/tillsyn/A 21917-2026 tillsynsbegäran.docx
+++ b/tillsyn/A 21917-2026 tillsynsbegäran.docx
@@ -339,7 +339,7 @@
     <w:r>
       <w:tab/>
       <w:tab/>
-      <w:t>2026-08-23</w:t>
+      <w:t>2026-08-24</w:t>
       <w:br/>
       <w:br/>
     </w:r>

--- a/tillsyn/A 21917-2026 tillsynsbegäran.docx
+++ b/tillsyn/A 21917-2026 tillsynsbegäran.docx
@@ -339,7 +339,7 @@
     <w:r>
       <w:tab/>
       <w:tab/>
-      <w:t>2026-08-24</w:t>
+      <w:t>2026-08-25</w:t>
       <w:br/>
       <w:br/>
     </w:r>

--- a/tillsyn/A 21917-2026 tillsynsbegäran.docx
+++ b/tillsyn/A 21917-2026 tillsynsbegäran.docx
@@ -339,7 +339,7 @@
     <w:r>
       <w:tab/>
       <w:tab/>
-      <w:t>2026-08-25</w:t>
+      <w:t>2026-08-26</w:t>
       <w:br/>
       <w:br/>
     </w:r>

--- a/tillsyn/A 21917-2026 tillsynsbegäran.docx
+++ b/tillsyn/A 21917-2026 tillsynsbegäran.docx
@@ -339,7 +339,7 @@
     <w:r>
       <w:tab/>
       <w:tab/>
-      <w:t>2026-08-26</w:t>
+      <w:t>2026-08-27</w:t>
       <w:br/>
       <w:br/>
     </w:r>

--- a/tillsyn/A 21917-2026 tillsynsbegäran.docx
+++ b/tillsyn/A 21917-2026 tillsynsbegäran.docx
@@ -339,7 +339,7 @@
     <w:r>
       <w:tab/>
       <w:tab/>
-      <w:t>2026-08-27</w:t>
+      <w:t>2026-08-28</w:t>
       <w:br/>
       <w:br/>
     </w:r>

--- a/tillsyn/A 21917-2026 tillsynsbegäran.docx
+++ b/tillsyn/A 21917-2026 tillsynsbegäran.docx
@@ -339,7 +339,7 @@
     <w:r>
       <w:tab/>
       <w:tab/>
-      <w:t>2026-08-28</w:t>
+      <w:t>2026-08-29</w:t>
       <w:br/>
       <w:br/>
     </w:r>

--- a/tillsyn/A 21917-2026 tillsynsbegäran.docx
+++ b/tillsyn/A 21917-2026 tillsynsbegäran.docx
@@ -339,7 +339,7 @@
     <w:r>
       <w:tab/>
       <w:tab/>
-      <w:t>2026-08-29</w:t>
+      <w:t>2026-08-31</w:t>
       <w:br/>
       <w:br/>
     </w:r>

--- a/tillsyn/A 21917-2026 tillsynsbegäran.docx
+++ b/tillsyn/A 21917-2026 tillsynsbegäran.docx
@@ -339,7 +339,7 @@
     <w:r>
       <w:tab/>
       <w:tab/>
-      <w:t>2026-08-31</w:t>
+      <w:t>2026-09-01</w:t>
       <w:br/>
       <w:br/>
     </w:r>

--- a/tillsyn/A 21917-2026 tillsynsbegäran.docx
+++ b/tillsyn/A 21917-2026 tillsynsbegäran.docx
@@ -339,7 +339,7 @@
     <w:r>
       <w:tab/>
       <w:tab/>
-      <w:t>2026-09-01</w:t>
+      <w:t>2026-09-02</w:t>
       <w:br/>
       <w:br/>
     </w:r>

--- a/tillsyn/A 21917-2026 tillsynsbegäran.docx
+++ b/tillsyn/A 21917-2026 tillsynsbegäran.docx
@@ -339,7 +339,7 @@
     <w:r>
       <w:tab/>
       <w:tab/>
-      <w:t>2026-09-02</w:t>
+      <w:t>2026-09-03</w:t>
       <w:br/>
       <w:br/>
     </w:r>

--- a/tillsyn/A 21917-2026 tillsynsbegäran.docx
+++ b/tillsyn/A 21917-2026 tillsynsbegäran.docx
@@ -339,7 +339,7 @@
     <w:r>
       <w:tab/>
       <w:tab/>
-      <w:t>2026-09-03</w:t>
+      <w:t>2026-09-04</w:t>
       <w:br/>
       <w:br/>
     </w:r>

--- a/tillsyn/A 21917-2026 tillsynsbegäran.docx
+++ b/tillsyn/A 21917-2026 tillsynsbegäran.docx
@@ -339,7 +339,7 @@
     <w:r>
       <w:tab/>
       <w:tab/>
-      <w:t>2026-09-04</w:t>
+      <w:t>2026-09-05</w:t>
       <w:br/>
       <w:br/>
     </w:r>

--- a/tillsyn/A 21917-2026 tillsynsbegäran.docx
+++ b/tillsyn/A 21917-2026 tillsynsbegäran.docx
@@ -339,7 +339,7 @@
     <w:r>
       <w:tab/>
       <w:tab/>
-      <w:t>2026-09-05</w:t>
+      <w:t>2026-09-06</w:t>
       <w:br/>
       <w:br/>
     </w:r>

--- a/tillsyn/A 21917-2026 tillsynsbegäran.docx
+++ b/tillsyn/A 21917-2026 tillsynsbegäran.docx
@@ -339,7 +339,7 @@
     <w:r>
       <w:tab/>
       <w:tab/>
-      <w:t>2026-09-06</w:t>
+      <w:t>2026-09-07</w:t>
       <w:br/>
       <w:br/>
     </w:r>

--- a/tillsyn/A 21917-2026 tillsynsbegäran.docx
+++ b/tillsyn/A 21917-2026 tillsynsbegäran.docx
@@ -339,7 +339,7 @@
     <w:r>
       <w:tab/>
       <w:tab/>
-      <w:t>2026-09-07</w:t>
+      <w:t>2026-09-08</w:t>
       <w:br/>
       <w:br/>
     </w:r>

--- a/tillsyn/A 21917-2026 tillsynsbegäran.docx
+++ b/tillsyn/A 21917-2026 tillsynsbegäran.docx
@@ -339,7 +339,7 @@
     <w:r>
       <w:tab/>
       <w:tab/>
-      <w:t>2026-09-08</w:t>
+      <w:t>2026-09-09</w:t>
       <w:br/>
       <w:br/>
     </w:r>

--- a/tillsyn/A 21917-2026 tillsynsbegäran.docx
+++ b/tillsyn/A 21917-2026 tillsynsbegäran.docx
@@ -339,7 +339,7 @@
     <w:r>
       <w:tab/>
       <w:tab/>
-      <w:t>2026-09-09</w:t>
+      <w:t>2026-09-10</w:t>
       <w:br/>
       <w:br/>
     </w:r>

--- a/tillsyn/A 21917-2026 tillsynsbegäran.docx
+++ b/tillsyn/A 21917-2026 tillsynsbegäran.docx
@@ -339,7 +339,7 @@
     <w:r>
       <w:tab/>
       <w:tab/>
-      <w:t>2026-09-10</w:t>
+      <w:t>2026-09-11</w:t>
       <w:br/>
       <w:br/>
     </w:r>

--- a/tillsyn/A 21917-2026 tillsynsbegäran.docx
+++ b/tillsyn/A 21917-2026 tillsynsbegäran.docx
@@ -339,7 +339,7 @@
     <w:r>
       <w:tab/>
       <w:tab/>
-      <w:t>2026-09-11</w:t>
+      <w:t>2026-09-12</w:t>
       <w:br/>
       <w:br/>
     </w:r>

--- a/tillsyn/A 21917-2026 tillsynsbegäran.docx
+++ b/tillsyn/A 21917-2026 tillsynsbegäran.docx
@@ -339,7 +339,7 @@
     <w:r>
       <w:tab/>
       <w:tab/>
-      <w:t>2026-09-12</w:t>
+      <w:t>2026-09-13</w:t>
       <w:br/>
       <w:br/>
     </w:r>
